--- a/input/ISO_TS_19091.docx
+++ b/input/ISO_TS_19091.docx
@@ -1,10 +1,10 @@
 
 <file path=word/document.xml><?xml version="1.0" encoding="utf-8"?>
-<w:document xmlns:wpc="http://schemas.microsoft.com/office/word/2010/wordprocessingCanvas" xmlns:cx="http://schemas.microsoft.com/office/drawing/2014/chartex" xmlns:cx1="http://schemas.microsoft.com/office/drawing/2015/9/8/chartex" xmlns:mc="http://schemas.openxmlformats.org/markup-compatibility/2006" xmlns:o="urn:schemas-microsoft-com:office:office" xmlns:r="http://schemas.openxmlformats.org/officeDocument/2006/relationships" xmlns:m="http://schemas.openxmlformats.org/officeDocument/2006/math" xmlns:v="urn:schemas-microsoft-com:vml" xmlns:wp14="http://schemas.microsoft.com/office/word/2010/wordprocessingDrawing" xmlns:wp="http://schemas.openxmlformats.org/drawingml/2006/wordprocessingDrawing" xmlns:w10="urn:schemas-microsoft-com:office:word" xmlns:w="http://schemas.openxmlformats.org/wordprocessingml/2006/main" xmlns:w14="http://schemas.microsoft.com/office/word/2010/wordml" xmlns:w15="http://schemas.microsoft.com/office/word/2012/wordml" xmlns:w16se="http://schemas.microsoft.com/office/word/2015/wordml/symex" xmlns:wpg="http://schemas.microsoft.com/office/word/2010/wordprocessingGroup" xmlns:wpi="http://schemas.microsoft.com/office/word/2010/wordprocessingInk" xmlns:wne="http://schemas.microsoft.com/office/word/2006/wordml" xmlns:wps="http://schemas.microsoft.com/office/word/2010/wordprocessingShape" mc:Ignorable="w14 w15 w16se wp14">
+<w:document xmlns:wpc="http://schemas.microsoft.com/office/word/2010/wordprocessingCanvas" xmlns:cx="http://schemas.microsoft.com/office/drawing/2014/chartex" xmlns:cx1="http://schemas.microsoft.com/office/drawing/2015/9/8/chartex" xmlns:cx2="http://schemas.microsoft.com/office/drawing/2015/10/21/chartex" xmlns:cx3="http://schemas.microsoft.com/office/drawing/2016/5/9/chartex" xmlns:cx4="http://schemas.microsoft.com/office/drawing/2016/5/10/chartex" xmlns:cx5="http://schemas.microsoft.com/office/drawing/2016/5/11/chartex" xmlns:cx6="http://schemas.microsoft.com/office/drawing/2016/5/12/chartex" xmlns:cx7="http://schemas.microsoft.com/office/drawing/2016/5/13/chartex" xmlns:cx8="http://schemas.microsoft.com/office/drawing/2016/5/14/chartex" xmlns:mc="http://schemas.openxmlformats.org/markup-compatibility/2006" xmlns:aink="http://schemas.microsoft.com/office/drawing/2016/ink" xmlns:am3d="http://schemas.microsoft.com/office/drawing/2017/model3d" xmlns:o="urn:schemas-microsoft-com:office:office" xmlns:oel="http://schemas.microsoft.com/office/2019/extlst" xmlns:r="http://schemas.openxmlformats.org/officeDocument/2006/relationships" xmlns:m="http://schemas.openxmlformats.org/officeDocument/2006/math" xmlns:v="urn:schemas-microsoft-com:vml" xmlns:wp14="http://schemas.microsoft.com/office/word/2010/wordprocessingDrawing" xmlns:wp="http://schemas.openxmlformats.org/drawingml/2006/wordprocessingDrawing" xmlns:w10="urn:schemas-microsoft-com:office:word" xmlns:w="http://schemas.openxmlformats.org/wordprocessingml/2006/main" xmlns:w14="http://schemas.microsoft.com/office/word/2010/wordml" xmlns:w15="http://schemas.microsoft.com/office/word/2012/wordml" xmlns:w16cex="http://schemas.microsoft.com/office/word/2018/wordml/cex" xmlns:w16cid="http://schemas.microsoft.com/office/word/2016/wordml/cid" xmlns:w16="http://schemas.microsoft.com/office/word/2018/wordml" xmlns:w16du="http://schemas.microsoft.com/office/word/2023/wordml/word16du" xmlns:w16sdtdh="http://schemas.microsoft.com/office/word/2020/wordml/sdtdatahash" xmlns:w16sdtfl="http://schemas.microsoft.com/office/word/2024/wordml/sdtformatlock" xmlns:w16se="http://schemas.microsoft.com/office/word/2015/wordml/symex" xmlns:wpg="http://schemas.microsoft.com/office/word/2010/wordprocessingGroup" xmlns:wpi="http://schemas.microsoft.com/office/word/2010/wordprocessingInk" xmlns:wne="http://schemas.microsoft.com/office/word/2006/wordml" xmlns:wps="http://schemas.microsoft.com/office/word/2010/wordprocessingShape" mc:Ignorable="w14 w15 w16se w16cid w16 w16cex w16sdtdh w16sdtfl w16du wp14">
   <w:body>
     <w:p>
       <w:pPr>
-        <w:pStyle w:val="Nzev"/>
+        <w:pStyle w:val="Title"/>
         <w:spacing w:after="60"/>
         <w:jc w:val="center"/>
         <w:rPr>
@@ -91,12 +91,7 @@
               <w:jc w:val="left"/>
             </w:pPr>
             <w:r>
-              <w:t xml:space="preserve">Intelligent transport systems – Cooperative ITS – Using V2I and I2V communications for </w:t>
-            </w:r>
-            <w:bookmarkStart w:id="1" w:name="_GoBack"/>
-            <w:bookmarkEnd w:id="1"/>
-            <w:r>
-              <w:t>applications related to signalized intersections</w:t>
+              <w:t>Intelligent transport systems – Cooperative ITS – Using V2I and I2V communications for applications related to signalized intersections</w:t>
             </w:r>
           </w:p>
         </w:tc>
@@ -129,7 +124,7 @@
     </w:tbl>
     <w:p>
       <w:pPr>
-        <w:pStyle w:val="Titulek"/>
+        <w:pStyle w:val="Caption"/>
         <w:pBdr>
           <w:top w:val="none" w:sz="0" w:space="0" w:color="auto"/>
           <w:left w:val="none" w:sz="0" w:space="0" w:color="auto"/>
@@ -169,7 +164,7 @@
     <w:p/>
     <w:p>
       <w:pPr>
-        <w:pStyle w:val="Nadpis1"/>
+        <w:pStyle w:val="Heading1"/>
       </w:pPr>
       <w:r>
         <w:t>Introduction</w:t>
@@ -209,7 +204,7 @@
     </w:p>
     <w:p>
       <w:pPr>
-        <w:pStyle w:val="Nadpis1"/>
+        <w:pStyle w:val="Heading1"/>
       </w:pPr>
       <w:r>
         <w:t>Usage</w:t>
@@ -230,7 +225,7 @@
     </w:p>
     <w:p>
       <w:pPr>
-        <w:pStyle w:val="Odstavecseseznamem"/>
+        <w:pStyle w:val="ListParagraph"/>
         <w:numPr>
           <w:ilvl w:val="0"/>
           <w:numId w:val="2"/>
@@ -250,7 +245,7 @@
     </w:p>
     <w:p>
       <w:pPr>
-        <w:pStyle w:val="Odstavecseseznamem"/>
+        <w:pStyle w:val="ListParagraph"/>
         <w:numPr>
           <w:ilvl w:val="0"/>
           <w:numId w:val="2"/>
@@ -270,7 +265,7 @@
     </w:p>
     <w:p>
       <w:pPr>
-        <w:pStyle w:val="Nadpis1"/>
+        <w:pStyle w:val="Heading1"/>
       </w:pPr>
       <w:r>
         <w:t>Scope</w:t>
@@ -296,7 +291,7 @@
     </w:p>
     <w:p>
       <w:pPr>
-        <w:pStyle w:val="Nadpis1"/>
+        <w:pStyle w:val="Heading1"/>
       </w:pPr>
       <w:r>
         <w:t>Related Documents (Selection)</w:t>
@@ -309,7 +304,7 @@
     </w:p>
     <w:p>
       <w:pPr>
-        <w:pStyle w:val="Odstavecseseznamem"/>
+        <w:pStyle w:val="ListParagraph"/>
         <w:numPr>
           <w:ilvl w:val="0"/>
           <w:numId w:val="8"/>
@@ -344,7 +339,7 @@
     </w:p>
     <w:p>
       <w:pPr>
-        <w:pStyle w:val="Odstavecseseznamem"/>
+        <w:pStyle w:val="ListParagraph"/>
         <w:numPr>
           <w:ilvl w:val="0"/>
           <w:numId w:val="3"/>
@@ -389,7 +384,7 @@
     </w:p>
     <w:p>
       <w:pPr>
-        <w:pStyle w:val="Odstavecseseznamem"/>
+        <w:pStyle w:val="ListParagraph"/>
         <w:numPr>
           <w:ilvl w:val="0"/>
           <w:numId w:val="3"/>
@@ -411,7 +406,7 @@
     </w:p>
     <w:p>
       <w:pPr>
-        <w:pStyle w:val="Odstavecseseznamem"/>
+        <w:pStyle w:val="ListParagraph"/>
         <w:numPr>
           <w:ilvl w:val="0"/>
           <w:numId w:val="3"/>
@@ -432,7 +427,7 @@
     </w:p>
     <w:p>
       <w:pPr>
-        <w:pStyle w:val="Odstavecseseznamem"/>
+        <w:pStyle w:val="ListParagraph"/>
         <w:numPr>
           <w:ilvl w:val="0"/>
           <w:numId w:val="3"/>
@@ -453,7 +448,7 @@
     </w:p>
     <w:p>
       <w:pPr>
-        <w:pStyle w:val="Odstavecseseznamem"/>
+        <w:pStyle w:val="ListParagraph"/>
         <w:numPr>
           <w:ilvl w:val="0"/>
           <w:numId w:val="3"/>
@@ -486,7 +481,7 @@
     </w:p>
     <w:p>
       <w:pPr>
-        <w:pStyle w:val="Odstavecseseznamem"/>
+        <w:pStyle w:val="ListParagraph"/>
         <w:numPr>
           <w:ilvl w:val="0"/>
           <w:numId w:val="3"/>
@@ -507,7 +502,7 @@
     </w:p>
     <w:p>
       <w:pPr>
-        <w:pStyle w:val="Nadpis1"/>
+        <w:pStyle w:val="Heading1"/>
       </w:pPr>
       <w:proofErr w:type="gramStart"/>
       <w:r>
@@ -536,121 +531,145 @@
       </w:r>
     </w:p>
     <w:p>
-      <w:proofErr w:type="gramStart"/>
       <w:r>
         <w:rPr>
           <w:b/>
           <w:bCs/>
         </w:rPr>
-        <w:t>signal</w:t>
-      </w:r>
-      <w:proofErr w:type="gramEnd"/>
+        <w:t>signal phase and timing (</w:t>
+      </w:r>
+      <w:proofErr w:type="spellStart"/>
       <w:r>
         <w:rPr>
           <w:b/>
           <w:bCs/>
         </w:rPr>
-        <w:t xml:space="preserve"> phase and timing (</w:t>
-      </w:r>
-      <w:proofErr w:type="spellStart"/>
+        <w:t>SPaT</w:t>
+      </w:r>
+      <w:proofErr w:type="spellEnd"/>
       <w:r>
         <w:rPr>
           <w:b/>
           <w:bCs/>
         </w:rPr>
-        <w:t>SPaT</w:t>
-      </w:r>
-      <w:proofErr w:type="spellEnd"/>
+        <w:t>)</w:t>
+      </w:r>
+      <w:r>
+        <w:t xml:space="preserve"> – a message sent from the infrastructure to C-ITS devices describing the current state of the traffic signal controller (at one or more intersections), its phases, and the relationship to possible intersection manoeuvres</w:t>
+      </w:r>
+    </w:p>
+    <w:p>
       <w:r>
         <w:rPr>
           <w:b/>
           <w:bCs/>
         </w:rPr>
-        <w:t>)</w:t>
-      </w:r>
-      <w:r>
-        <w:t xml:space="preserve"> – a message sent from the infrastructure to C-ITS devices describing the current state of the traffic signal controller (at one or more intersections), its phases, and the relationship to possible intersection manoeuvres</w:t>
-      </w:r>
-    </w:p>
-    <w:p>
-      <w:proofErr w:type="gramStart"/>
+        <w:t>signal request message (SRM)</w:t>
+      </w:r>
+      <w:r>
+        <w:t xml:space="preserve"> – a message sent from C-ITS devices to the infrastructure, by which a vehicle requests preferential treatment from the traffic signal controller for passage through the intersection</w:t>
+      </w:r>
+    </w:p>
+    <w:p>
       <w:r>
         <w:rPr>
           <w:b/>
           <w:bCs/>
         </w:rPr>
-        <w:t>signal</w:t>
-      </w:r>
-      <w:proofErr w:type="gramEnd"/>
+        <w:t>signal status message (SSM)</w:t>
+      </w:r>
+      <w:r>
+        <w:t xml:space="preserve"> – a message sent from the infrastructure to C-ITS devices, containing the details of the traffic signal controller's response to a request for preferential treatment at the intersection</w:t>
+      </w:r>
+    </w:p>
+    <w:p>
       <w:r>
         <w:rPr>
           <w:b/>
           <w:bCs/>
         </w:rPr>
-        <w:t xml:space="preserve"> request message (SRM)</w:t>
-      </w:r>
-      <w:r>
-        <w:t xml:space="preserve"> – a message sent from C-ITS devices to the infrastructure, by which a vehicle requests preferential treatment from the traffic signal controller for passage through the intersection</w:t>
-      </w:r>
-    </w:p>
-    <w:p>
+        <w:t>roadside equipment (RSE)</w:t>
+      </w:r>
+      <w:r>
+        <w:t xml:space="preserve"> – equipment located at the infrastructure side that creates and transmits messages to vehicles and receives messages from vehicles for the purpose of supporting V2I and I2V applications</w:t>
+      </w:r>
+    </w:p>
+    <w:p>
+      <w:pPr>
+        <w:pStyle w:val="Heading1"/>
+      </w:pPr>
       <w:proofErr w:type="gramStart"/>
       <w:r>
+        <w:t>4  Abbreviated</w:t>
+      </w:r>
+      <w:proofErr w:type="gramEnd"/>
+      <w:r>
+        <w:t xml:space="preserve"> Terms</w:t>
+      </w:r>
+    </w:p>
+    <w:p>
+      <w:r>
+        <w:t>The technical specification contains 51 abbreviations. The most important include:</w:t>
+      </w:r>
+    </w:p>
+    <w:p>
+      <w:r>
         <w:rPr>
           <w:b/>
-          <w:bCs/>
-        </w:rPr>
-        <w:t>signal</w:t>
-      </w:r>
-      <w:proofErr w:type="gramEnd"/>
+        </w:rPr>
+        <w:t>CV</w:t>
+      </w:r>
+      <w:bookmarkStart w:id="1" w:name="OLE_LINK3"/>
+      <w:r>
+        <w:t xml:space="preserve"> – </w:t>
+      </w:r>
+      <w:bookmarkEnd w:id="1"/>
+      <w:r>
+        <w:t>Connected Vehicle</w:t>
+      </w:r>
+    </w:p>
+    <w:p>
       <w:r>
         <w:rPr>
           <w:b/>
-          <w:bCs/>
-        </w:rPr>
-        <w:t xml:space="preserve"> status message (SSM)</w:t>
-      </w:r>
-      <w:r>
-        <w:t xml:space="preserve"> – a message sent from the infrastructure to C-ITS devices, containing the details of the traffic signal controller's response to a request for preferential treatment at the intersection</w:t>
-      </w:r>
-    </w:p>
-    <w:p>
-      <w:proofErr w:type="gramStart"/>
+        </w:rPr>
+        <w:t>OBE</w:t>
+      </w:r>
+      <w:r>
+        <w:t xml:space="preserve"> – </w:t>
+      </w:r>
+      <w:r>
+        <w:t>On-Board Equipment</w:t>
+      </w:r>
+    </w:p>
+    <w:p>
       <w:r>
         <w:rPr>
           <w:b/>
-          <w:bCs/>
-        </w:rPr>
-        <w:t>roadside</w:t>
-      </w:r>
-      <w:proofErr w:type="gramEnd"/>
+        </w:rPr>
+        <w:t>RSE</w:t>
+      </w:r>
+      <w:r>
+        <w:t xml:space="preserve"> – </w:t>
+      </w:r>
+      <w:r>
+        <w:t>Roadside Equipment</w:t>
+      </w:r>
+    </w:p>
+    <w:p>
+      <w:proofErr w:type="spellStart"/>
       <w:r>
         <w:rPr>
           <w:b/>
-          <w:bCs/>
-        </w:rPr>
-        <w:t xml:space="preserve"> equipment (RSE)</w:t>
-      </w:r>
-      <w:r>
-        <w:t xml:space="preserve"> – equipment located at the infrastructure side that creates and transmits messages to vehicles and receives messages from vehicles for the purpose of supporting V2I and I2V applications</w:t>
-      </w:r>
-    </w:p>
-    <w:p>
-      <w:pPr>
-        <w:pStyle w:val="Nadpis1"/>
-      </w:pPr>
-      <w:proofErr w:type="gramStart"/>
-      <w:r>
-        <w:t>4  Abbreviated</w:t>
-      </w:r>
-      <w:proofErr w:type="gramEnd"/>
-      <w:r>
-        <w:t xml:space="preserve"> Terms</w:t>
-      </w:r>
-    </w:p>
-    <w:p>
-      <w:r>
-        <w:t>The technical specification contains 51 abbreviations. The most important include:</w:t>
+        </w:rPr>
+        <w:t>SPaT</w:t>
+      </w:r>
+      <w:proofErr w:type="spellEnd"/>
+      <w:r>
+        <w:t xml:space="preserve"> – </w:t>
+      </w:r>
+      <w:r>
+        <w:t>Signal Phase and Timing</w:t>
       </w:r>
     </w:p>
     <w:p>
@@ -658,11 +677,13 @@
         <w:rPr>
           <w:b/>
         </w:rPr>
-        <w:t>CV</w:t>
-      </w:r>
-      <w:r>
-        <w:tab/>
-        <w:t>Connected Vehicle</w:t>
+        <w:t>SRM</w:t>
+      </w:r>
+      <w:r>
+        <w:t xml:space="preserve"> – </w:t>
+      </w:r>
+      <w:r>
+        <w:t>Signal Request Message (J2735™)</w:t>
       </w:r>
     </w:p>
     <w:p>
@@ -670,11 +691,13 @@
         <w:rPr>
           <w:b/>
         </w:rPr>
-        <w:t>OBE</w:t>
-      </w:r>
-      <w:r>
-        <w:tab/>
-        <w:t>On-Board Equipment</w:t>
+        <w:t>SSM</w:t>
+      </w:r>
+      <w:r>
+        <w:t xml:space="preserve"> – </w:t>
+      </w:r>
+      <w:r>
+        <w:t>Signal Status Message (J2735™)</w:t>
       </w:r>
     </w:p>
     <w:p>
@@ -682,79 +705,23 @@
         <w:rPr>
           <w:b/>
         </w:rPr>
-        <w:t>RSE</w:t>
-      </w:r>
-      <w:r>
-        <w:tab/>
-        <w:t>Roadside Equipment</w:t>
-      </w:r>
-    </w:p>
-    <w:p>
-      <w:proofErr w:type="spellStart"/>
-      <w:r>
-        <w:rPr>
-          <w:b/>
-        </w:rPr>
-        <w:t>SPaT</w:t>
-      </w:r>
-      <w:proofErr w:type="spellEnd"/>
-      <w:r>
-        <w:tab/>
-        <w:t>Signal Phase and Timing</w:t>
-      </w:r>
-    </w:p>
-    <w:p>
-      <w:r>
-        <w:rPr>
-          <w:b/>
-        </w:rPr>
-        <w:t>SRM</w:t>
-      </w:r>
-      <w:r>
-        <w:tab/>
-        <w:t>Signal Request Message (J2735™)</w:t>
-      </w:r>
-    </w:p>
-    <w:p>
-      <w:r>
-        <w:rPr>
-          <w:b/>
-        </w:rPr>
-        <w:t>SSM</w:t>
-      </w:r>
-      <w:r>
-        <w:tab/>
-        <w:t>Signal Status Message (J2735™)</w:t>
-      </w:r>
-    </w:p>
-    <w:p>
-      <w:r>
-        <w:rPr>
-          <w:b/>
-        </w:rPr>
         <w:t>TSC</w:t>
       </w:r>
       <w:r>
-        <w:tab/>
+        <w:t xml:space="preserve"> – </w:t>
+      </w:r>
+      <w:r>
         <w:t>Traffic Signal Controller</w:t>
       </w:r>
     </w:p>
     <w:p>
       <w:r>
-        <w:t xml:space="preserve">Other terms and abbreviations from the ITS domain can be found in the </w:t>
-      </w:r>
-      <w:proofErr w:type="spellStart"/>
-      <w:r>
-        <w:t>ITSTerminology</w:t>
-      </w:r>
-      <w:proofErr w:type="spellEnd"/>
-      <w:r>
-        <w:t xml:space="preserve"> dictionary (</w:t>
+        <w:t>Other terms and abbreviations from the ITS domain can be found in the ITSTerminology dictionary (</w:t>
       </w:r>
       <w:hyperlink r:id="rId8" w:history="1">
         <w:r>
           <w:rPr>
-            <w:rStyle w:val="Hypertextovodkaz"/>
+            <w:rStyle w:val="Hyperlink"/>
           </w:rPr>
           <w:t>www.itsterminology.org</w:t>
         </w:r>
@@ -765,7 +732,7 @@
       <w:hyperlink r:id="rId9" w:history="1">
         <w:r>
           <w:rPr>
-            <w:rStyle w:val="Hypertextovodkaz"/>
+            <w:rStyle w:val="Hyperlink"/>
           </w:rPr>
           <w:t>www.standardland.cz</w:t>
         </w:r>
@@ -784,7 +751,7 @@
       <w:hyperlink r:id="rId10" w:history="1">
         <w:r>
           <w:rPr>
-            <w:rStyle w:val="Hypertextovodkaz"/>
+            <w:rStyle w:val="Hyperlink"/>
           </w:rPr>
           <w:t>www.iso.org/obp</w:t>
         </w:r>
@@ -795,7 +762,7 @@
     </w:p>
     <w:p>
       <w:pPr>
-        <w:pStyle w:val="Nadpis1"/>
+        <w:pStyle w:val="Heading1"/>
       </w:pPr>
       <w:proofErr w:type="gramStart"/>
       <w:r>
@@ -811,28 +778,12 @@
     </w:p>
     <w:p>
       <w:r>
-        <w:t xml:space="preserve">This clause, spanning 14 pages and 5 </w:t>
-      </w:r>
-      <w:proofErr w:type="spellStart"/>
-      <w:r>
-        <w:t>subclauses</w:t>
-      </w:r>
-      <w:proofErr w:type="spellEnd"/>
-      <w:r>
-        <w:t>, provides introductory explanatory information primarily relating to Annex A – the list of use cases. It describes how the use cases are divided into three areas: safety, mobility/sustainability, and priority/pre-emption for specific types of transport within the transport system. It also describes that in Annex A, the use cases are described by a set of 16 descriptive characteristics, ranging from basic identification information, through data flow sequence descriptions, to potential risks/issues.</w:t>
-      </w:r>
-    </w:p>
-    <w:p>
-      <w:r>
-        <w:t xml:space="preserve">The "Functional model" </w:t>
-      </w:r>
-      <w:proofErr w:type="spellStart"/>
-      <w:r>
-        <w:t>subclause</w:t>
-      </w:r>
-      <w:proofErr w:type="spellEnd"/>
-      <w:r>
-        <w:t xml:space="preserve"> describes the three basic components within V2I/I2V communications at signalized intersections, i.e. vehicle equipment, infrastructure, and traffic management, their roles and the relationships between them. Emphasis is placed primarily on communication between vehicles and the infrastructure; however, other interactions with traffic management applications etc. are described at least at a general level. A detailed analysis of these interactions is, however, outside the scope of this document.</w:t>
+        <w:t>This clause, spanning 14 pages and 5 subclauses, provides introductory explanatory information primarily relating to Annex A – the list of use cases. It describes how the use cases are divided into three areas: safety, mobility/sustainability, and priority/pre-emption for specific types of transport within the transport system. It also describes that in Annex A, the use cases are described by a set of 16 descriptive characteristics, ranging from basic identification information, through data flow sequence descriptions, to potential risks/issues.</w:t>
+      </w:r>
+    </w:p>
+    <w:p>
+      <w:r>
+        <w:t>The "Functional model" subclause describes the three basic components within V2I/I2V communications at signalized intersections, i.e. vehicle equipment, infrastructure, and traffic management, their roles and the relationships between them. Emphasis is placed primarily on communication between vehicles and the infrastructure; however, other interactions with traffic management applications etc. are described at least at a general level. A detailed analysis of these interactions is, however, outside the scope of this document.</w:t>
       </w:r>
     </w:p>
     <w:p>
@@ -925,15 +876,7 @@
     </w:p>
     <w:p>
       <w:r>
-        <w:t xml:space="preserve">In the last part of the "Functional model" </w:t>
-      </w:r>
-      <w:proofErr w:type="spellStart"/>
-      <w:r>
-        <w:t>subclause</w:t>
-      </w:r>
-      <w:proofErr w:type="spellEnd"/>
-      <w:r>
-        <w:t>, entitled "Common operational assumptions", 11 primarily technical assumptions are listed and explained, which the authors of the standard considered valid during the design and description of the individual use cases. As an example, the first assumption states:</w:t>
+        <w:t>In the last part of the "Functional model" subclause, entitled "Common operational assumptions", 11 primarily technical assumptions are listed and explained, which the authors of the standard considered valid during the design and description of the individual use cases. As an example, the first assumption states:</w:t>
       </w:r>
     </w:p>
     <w:p>
@@ -943,20 +886,12 @@
     </w:p>
     <w:p>
       <w:r>
-        <w:t xml:space="preserve">In </w:t>
-      </w:r>
-      <w:proofErr w:type="spellStart"/>
-      <w:r>
-        <w:t>subclauses</w:t>
-      </w:r>
-      <w:proofErr w:type="spellEnd"/>
-      <w:r>
-        <w:t xml:space="preserve"> 5.3 to 5.5, the groups of use cases into which the authors of the standard have divided them are further described in general terms, namely:</w:t>
-      </w:r>
-    </w:p>
-    <w:p>
-      <w:pPr>
-        <w:pStyle w:val="Odstavecseseznamem"/>
+        <w:t>In subclauses 5.3 to 5.5, the groups of use cases into which the authors of the standard have divided them are further described in general terms, namely:</w:t>
+      </w:r>
+    </w:p>
+    <w:p>
+      <w:pPr>
+        <w:pStyle w:val="ListParagraph"/>
         <w:numPr>
           <w:ilvl w:val="0"/>
           <w:numId w:val="4"/>
@@ -976,7 +911,7 @@
     </w:p>
     <w:p>
       <w:pPr>
-        <w:pStyle w:val="Odstavecseseznamem"/>
+        <w:pStyle w:val="ListParagraph"/>
         <w:numPr>
           <w:ilvl w:val="0"/>
           <w:numId w:val="4"/>
@@ -996,7 +931,7 @@
     </w:p>
     <w:p>
       <w:pPr>
-        <w:pStyle w:val="Odstavecseseznamem"/>
+        <w:pStyle w:val="ListParagraph"/>
         <w:numPr>
           <w:ilvl w:val="0"/>
           <w:numId w:val="4"/>
@@ -1016,36 +951,12 @@
     </w:p>
     <w:p>
       <w:r>
-        <w:t xml:space="preserve">In this division, the individual use cases are also described in detail in Annex A. For each of the above groups, this </w:t>
-      </w:r>
-      <w:proofErr w:type="spellStart"/>
-      <w:r>
-        <w:t>subclause</w:t>
-      </w:r>
-      <w:proofErr w:type="spellEnd"/>
-      <w:r>
-        <w:t xml:space="preserve"> describes the intent (what problem the given group of use cases targets), specific assumptions beyond those stated in the preceding </w:t>
-      </w:r>
-      <w:proofErr w:type="spellStart"/>
-      <w:r>
-        <w:t>subclause</w:t>
-      </w:r>
-      <w:proofErr w:type="spellEnd"/>
-      <w:r>
-        <w:t xml:space="preserve">, and architecture implications as also described in the preceding </w:t>
-      </w:r>
-      <w:proofErr w:type="spellStart"/>
-      <w:r>
-        <w:t>subclause</w:t>
-      </w:r>
-      <w:proofErr w:type="spellEnd"/>
-      <w:r>
-        <w:t>.</w:t>
-      </w:r>
-    </w:p>
-    <w:p>
-      <w:pPr>
-        <w:pStyle w:val="Nadpis1"/>
+        <w:t>In this division, the individual use cases are also described in detail in Annex A. For each of the above groups, this subclause describes the intent (what problem the given group of use cases targets), specific assumptions beyond those stated in the preceding subclause, and architecture implications as also described in the preceding subclause.</w:t>
+      </w:r>
+    </w:p>
+    <w:p>
+      <w:pPr>
+        <w:pStyle w:val="Heading1"/>
       </w:pPr>
       <w:proofErr w:type="gramStart"/>
       <w:r>
@@ -1067,459 +978,451 @@
     <w:p>
       <w:r>
         <w:lastRenderedPageBreak/>
-        <w:t xml:space="preserve">The requirements are divided into the following </w:t>
-      </w:r>
-      <w:proofErr w:type="spellStart"/>
-      <w:r>
-        <w:t>subclauses</w:t>
-      </w:r>
-      <w:proofErr w:type="spellEnd"/>
+        <w:t>The requirements are divided into the following subclauses:</w:t>
+      </w:r>
+    </w:p>
+    <w:p>
+      <w:pPr>
+        <w:pStyle w:val="ListParagraph"/>
+        <w:numPr>
+          <w:ilvl w:val="0"/>
+          <w:numId w:val="5"/>
+        </w:numPr>
+        <w:spacing w:line="276" w:lineRule="auto"/>
+        <w:jc w:val="both"/>
+        <w:rPr>
+          <w:lang w:val="en-GB"/>
+        </w:rPr>
+      </w:pPr>
+      <w:r>
+        <w:rPr>
+          <w:lang w:val="en-GB"/>
+        </w:rPr>
+        <w:t>Public safety vehicle</w:t>
+      </w:r>
+    </w:p>
+    <w:p>
+      <w:pPr>
+        <w:pStyle w:val="ListParagraph"/>
+        <w:numPr>
+          <w:ilvl w:val="0"/>
+          <w:numId w:val="5"/>
+        </w:numPr>
+        <w:spacing w:line="276" w:lineRule="auto"/>
+        <w:jc w:val="both"/>
+        <w:rPr>
+          <w:lang w:val="en-GB"/>
+        </w:rPr>
+      </w:pPr>
+      <w:r>
+        <w:rPr>
+          <w:lang w:val="en-GB"/>
+        </w:rPr>
+        <w:t>Signal pre-emption</w:t>
+      </w:r>
+    </w:p>
+    <w:p>
+      <w:pPr>
+        <w:pStyle w:val="ListParagraph"/>
+        <w:numPr>
+          <w:ilvl w:val="0"/>
+          <w:numId w:val="5"/>
+        </w:numPr>
+        <w:spacing w:line="276" w:lineRule="auto"/>
+        <w:jc w:val="both"/>
+        <w:rPr>
+          <w:lang w:val="en-GB"/>
+        </w:rPr>
+      </w:pPr>
+      <w:r>
+        <w:rPr>
+          <w:lang w:val="en-GB"/>
+        </w:rPr>
+        <w:t>Public transport and commercial vehicle</w:t>
+      </w:r>
+    </w:p>
+    <w:p>
+      <w:pPr>
+        <w:pStyle w:val="ListParagraph"/>
+        <w:numPr>
+          <w:ilvl w:val="0"/>
+          <w:numId w:val="5"/>
+        </w:numPr>
+        <w:spacing w:line="276" w:lineRule="auto"/>
+        <w:jc w:val="both"/>
+        <w:rPr>
+          <w:lang w:val="en-GB"/>
+        </w:rPr>
+      </w:pPr>
+      <w:r>
+        <w:rPr>
+          <w:lang w:val="en-GB"/>
+        </w:rPr>
+        <w:t>Signal priority</w:t>
+      </w:r>
+      <w:r>
+        <w:rPr>
+          <w:lang w:val="en-GB"/>
+        </w:rPr>
+        <w:t xml:space="preserve"> requirements</w:t>
+      </w:r>
+    </w:p>
+    <w:p>
+      <w:pPr>
+        <w:pStyle w:val="ListParagraph"/>
+        <w:numPr>
+          <w:ilvl w:val="0"/>
+          <w:numId w:val="5"/>
+        </w:numPr>
+        <w:spacing w:line="276" w:lineRule="auto"/>
+        <w:jc w:val="both"/>
+        <w:rPr>
+          <w:lang w:val="en-GB"/>
+        </w:rPr>
+      </w:pPr>
+      <w:r>
+        <w:rPr>
+          <w:lang w:val="en-GB"/>
+        </w:rPr>
+        <w:t>Broadcast area's geometrics</w:t>
+      </w:r>
+    </w:p>
+    <w:p>
+      <w:pPr>
+        <w:pStyle w:val="ListParagraph"/>
+        <w:numPr>
+          <w:ilvl w:val="0"/>
+          <w:numId w:val="5"/>
+        </w:numPr>
+        <w:spacing w:line="276" w:lineRule="auto"/>
+        <w:jc w:val="both"/>
+        <w:rPr>
+          <w:lang w:val="en-GB"/>
+        </w:rPr>
+      </w:pPr>
+      <w:r>
+        <w:rPr>
+          <w:lang w:val="en-GB"/>
+        </w:rPr>
+        <w:t>Broadcast GNSS augmentation</w:t>
+      </w:r>
+      <w:r>
+        <w:rPr>
+          <w:lang w:val="en-GB"/>
+        </w:rPr>
+        <w:t xml:space="preserve"> details</w:t>
+      </w:r>
+    </w:p>
+    <w:p>
+      <w:pPr>
+        <w:pStyle w:val="ListParagraph"/>
+        <w:numPr>
+          <w:ilvl w:val="0"/>
+          <w:numId w:val="5"/>
+        </w:numPr>
+        <w:spacing w:line="276" w:lineRule="auto"/>
+        <w:jc w:val="both"/>
+        <w:rPr>
+          <w:lang w:val="en-GB"/>
+        </w:rPr>
+      </w:pPr>
+      <w:r>
+        <w:rPr>
+          <w:lang w:val="en-GB"/>
+        </w:rPr>
+        <w:t>Signalized intersection requirements</w:t>
+      </w:r>
+    </w:p>
+    <w:p>
+      <w:pPr>
+        <w:pStyle w:val="ListParagraph"/>
+        <w:numPr>
+          <w:ilvl w:val="0"/>
+          <w:numId w:val="5"/>
+        </w:numPr>
+        <w:spacing w:line="276" w:lineRule="auto"/>
+        <w:jc w:val="both"/>
+        <w:rPr>
+          <w:lang w:val="en-GB"/>
+        </w:rPr>
+      </w:pPr>
+      <w:r>
+        <w:rPr>
+          <w:lang w:val="en-GB"/>
+        </w:rPr>
+        <w:t>Broadcast cross traffic sensor information</w:t>
+      </w:r>
+    </w:p>
+    <w:p>
+      <w:pPr>
+        <w:pStyle w:val="ListParagraph"/>
+        <w:numPr>
+          <w:ilvl w:val="0"/>
+          <w:numId w:val="5"/>
+        </w:numPr>
+        <w:spacing w:line="276" w:lineRule="auto"/>
+        <w:jc w:val="both"/>
+        <w:rPr>
+          <w:lang w:val="en-GB"/>
+        </w:rPr>
+      </w:pPr>
+      <w:r>
+        <w:rPr>
+          <w:lang w:val="en-GB"/>
+        </w:rPr>
+        <w:t>Broadcast vulnerable road user sensor information</w:t>
+      </w:r>
+    </w:p>
+    <w:p>
+      <w:pPr>
+        <w:pStyle w:val="ListParagraph"/>
+        <w:numPr>
+          <w:ilvl w:val="0"/>
+          <w:numId w:val="5"/>
+        </w:numPr>
+        <w:spacing w:line="276" w:lineRule="auto"/>
+        <w:jc w:val="both"/>
+        <w:rPr>
+          <w:lang w:val="en-GB"/>
+        </w:rPr>
+      </w:pPr>
+      <w:r>
+        <w:rPr>
+          <w:lang w:val="en-GB"/>
+        </w:rPr>
+        <w:t>Broadcast dilemma zone violation warning</w:t>
+      </w:r>
+    </w:p>
+    <w:p>
+      <w:pPr>
+        <w:pStyle w:val="ListParagraph"/>
+        <w:numPr>
+          <w:ilvl w:val="0"/>
+          <w:numId w:val="5"/>
+        </w:numPr>
+        <w:spacing w:line="276" w:lineRule="auto"/>
+        <w:jc w:val="both"/>
+        <w:rPr>
+          <w:lang w:val="en-GB"/>
+        </w:rPr>
+      </w:pPr>
+      <w:r>
+        <w:rPr>
+          <w:lang w:val="en-GB"/>
+        </w:rPr>
+        <w:t>Broadcast signal preferential treatment status</w:t>
+      </w:r>
+    </w:p>
+    <w:p>
+      <w:pPr>
+        <w:pStyle w:val="ListParagraph"/>
+        <w:numPr>
+          <w:ilvl w:val="0"/>
+          <w:numId w:val="5"/>
+        </w:numPr>
+        <w:spacing w:line="276" w:lineRule="auto"/>
+        <w:jc w:val="both"/>
+        <w:rPr>
+          <w:lang w:val="en-GB"/>
+        </w:rPr>
+      </w:pPr>
+      <w:r>
+        <w:rPr>
+          <w:lang w:val="en-GB"/>
+        </w:rPr>
+        <w:t>Message identifier</w:t>
+      </w:r>
+    </w:p>
+    <w:p>
+      <w:pPr>
+        <w:pStyle w:val="ListParagraph"/>
+        <w:numPr>
+          <w:ilvl w:val="0"/>
+          <w:numId w:val="5"/>
+        </w:numPr>
+        <w:spacing w:line="276" w:lineRule="auto"/>
+        <w:jc w:val="both"/>
+        <w:rPr>
+          <w:lang w:val="en-GB"/>
+        </w:rPr>
+      </w:pPr>
+      <w:r>
+        <w:rPr>
+          <w:lang w:val="en-GB"/>
+        </w:rPr>
+        <w:t>System performance requirements</w:t>
+      </w:r>
+    </w:p>
+    <w:p>
+      <w:pPr>
+        <w:pStyle w:val="ListParagraph"/>
+        <w:numPr>
+          <w:ilvl w:val="0"/>
+          <w:numId w:val="5"/>
+        </w:numPr>
+        <w:spacing w:line="276" w:lineRule="auto"/>
+        <w:jc w:val="both"/>
+        <w:rPr>
+          <w:lang w:val="en-GB"/>
+        </w:rPr>
+      </w:pPr>
+      <w:r>
+        <w:rPr>
+          <w:lang w:val="en-GB"/>
+        </w:rPr>
+        <w:t>Transmission rates — Signal preferential treatment</w:t>
+      </w:r>
+    </w:p>
+    <w:p>
+      <w:pPr>
+        <w:pStyle w:val="ListParagraph"/>
+        <w:numPr>
+          <w:ilvl w:val="0"/>
+          <w:numId w:val="5"/>
+        </w:numPr>
+        <w:spacing w:line="276" w:lineRule="auto"/>
+        <w:jc w:val="both"/>
+        <w:rPr>
+          <w:lang w:val="en-GB"/>
+        </w:rPr>
+      </w:pPr>
+      <w:r>
+        <w:rPr>
+          <w:lang w:val="en-GB"/>
+        </w:rPr>
+        <w:t>Transmission rate requirements — Broadcast roadway geometrics information</w:t>
+      </w:r>
+    </w:p>
+    <w:p>
+      <w:pPr>
+        <w:pStyle w:val="ListParagraph"/>
+        <w:numPr>
+          <w:ilvl w:val="0"/>
+          <w:numId w:val="5"/>
+        </w:numPr>
+        <w:spacing w:line="276" w:lineRule="auto"/>
+        <w:jc w:val="both"/>
+        <w:rPr>
+          <w:lang w:val="en-GB"/>
+        </w:rPr>
+      </w:pPr>
+      <w:r>
+        <w:rPr>
+          <w:lang w:val="en-GB"/>
+        </w:rPr>
+        <w:t>Transmission rate requirements — GNSS augmentations detail broadcasts</w:t>
+      </w:r>
+    </w:p>
+    <w:p>
+      <w:pPr>
+        <w:pStyle w:val="ListParagraph"/>
+        <w:numPr>
+          <w:ilvl w:val="0"/>
+          <w:numId w:val="5"/>
+        </w:numPr>
+        <w:spacing w:line="276" w:lineRule="auto"/>
+        <w:jc w:val="both"/>
+        <w:rPr>
+          <w:lang w:val="en-GB"/>
+        </w:rPr>
+      </w:pPr>
+      <w:r>
+        <w:rPr>
+          <w:lang w:val="en-GB"/>
+        </w:rPr>
+        <w:t>Transmission rate requirements — Broadcast signal phase and timing information</w:t>
+      </w:r>
+    </w:p>
+    <w:p>
+      <w:pPr>
+        <w:pStyle w:val="ListParagraph"/>
+        <w:numPr>
+          <w:ilvl w:val="0"/>
+          <w:numId w:val="5"/>
+        </w:numPr>
+        <w:spacing w:line="276" w:lineRule="auto"/>
+        <w:jc w:val="both"/>
+        <w:rPr>
+          <w:lang w:val="en-GB"/>
+        </w:rPr>
+      </w:pPr>
+      <w:r>
+        <w:rPr>
+          <w:lang w:val="en-GB"/>
+        </w:rPr>
+        <w:t>Transmission rate requirements — Broadcast cross traffic sensor information</w:t>
+      </w:r>
+    </w:p>
+    <w:p>
+      <w:pPr>
+        <w:pStyle w:val="ListParagraph"/>
+        <w:numPr>
+          <w:ilvl w:val="0"/>
+          <w:numId w:val="5"/>
+        </w:numPr>
+        <w:spacing w:line="276" w:lineRule="auto"/>
+        <w:jc w:val="both"/>
+        <w:rPr>
+          <w:lang w:val="en-GB"/>
+        </w:rPr>
+      </w:pPr>
+      <w:r>
+        <w:rPr>
+          <w:lang w:val="en-GB"/>
+        </w:rPr>
+        <w:t>Transmission rate requirements — Broadcast vulnerable road user sensor information</w:t>
+      </w:r>
+    </w:p>
+    <w:p>
+      <w:pPr>
+        <w:pStyle w:val="Heading1"/>
+      </w:pPr>
+      <w:proofErr w:type="gramStart"/>
+      <w:r>
+        <w:t xml:space="preserve">7  </w:t>
+      </w:r>
+      <w:r>
+        <w:t>Messages</w:t>
+      </w:r>
+      <w:proofErr w:type="gramEnd"/>
+    </w:p>
+    <w:p>
+      <w:r>
+        <w:t>In this very brief clause, the following is literally stated:</w:t>
+      </w:r>
+    </w:p>
+    <w:p>
+      <w:r>
+        <w:t xml:space="preserve">"This document specifies the data dictionary </w:t>
+      </w:r>
+      <w:r>
+        <w:t xml:space="preserve">to be used </w:t>
+      </w:r>
+      <w:r>
+        <w:t>international</w:t>
+      </w:r>
+      <w:r>
+        <w:t>ly</w:t>
+      </w:r>
+      <w:r>
+        <w:t xml:space="preserve"> </w:t>
+      </w:r>
+      <w:r>
+        <w:t xml:space="preserve">for the deployment of </w:t>
+      </w:r>
+      <w:r>
+        <w:t>the following message</w:t>
+      </w:r>
+      <w:r>
+        <w:t>s</w:t>
+      </w:r>
       <w:r>
         <w:t>:</w:t>
       </w:r>
     </w:p>
     <w:p>
       <w:pPr>
-        <w:pStyle w:val="Odstavecseseznamem"/>
-        <w:numPr>
-          <w:ilvl w:val="0"/>
-          <w:numId w:val="5"/>
-        </w:numPr>
-        <w:spacing w:line="276" w:lineRule="auto"/>
-        <w:jc w:val="both"/>
-        <w:rPr>
-          <w:lang w:val="en-GB"/>
-        </w:rPr>
-      </w:pPr>
-      <w:r>
-        <w:rPr>
-          <w:lang w:val="en-GB"/>
-        </w:rPr>
-        <w:t>Public safety vehicle</w:t>
-      </w:r>
-    </w:p>
-    <w:p>
-      <w:pPr>
-        <w:pStyle w:val="Odstavecseseznamem"/>
-        <w:numPr>
-          <w:ilvl w:val="0"/>
-          <w:numId w:val="5"/>
-        </w:numPr>
-        <w:spacing w:line="276" w:lineRule="auto"/>
-        <w:jc w:val="both"/>
-        <w:rPr>
-          <w:lang w:val="en-GB"/>
-        </w:rPr>
-      </w:pPr>
-      <w:r>
-        <w:rPr>
-          <w:lang w:val="en-GB"/>
-        </w:rPr>
-        <w:t>Signal pre-emption</w:t>
-      </w:r>
-    </w:p>
-    <w:p>
-      <w:pPr>
-        <w:pStyle w:val="Odstavecseseznamem"/>
-        <w:numPr>
-          <w:ilvl w:val="0"/>
-          <w:numId w:val="5"/>
-        </w:numPr>
-        <w:spacing w:line="276" w:lineRule="auto"/>
-        <w:jc w:val="both"/>
-        <w:rPr>
-          <w:lang w:val="en-GB"/>
-        </w:rPr>
-      </w:pPr>
-      <w:r>
-        <w:rPr>
-          <w:lang w:val="en-GB"/>
-        </w:rPr>
-        <w:t>Public transport and commercial vehicle</w:t>
-      </w:r>
-    </w:p>
-    <w:p>
-      <w:pPr>
-        <w:pStyle w:val="Odstavecseseznamem"/>
-        <w:numPr>
-          <w:ilvl w:val="0"/>
-          <w:numId w:val="5"/>
-        </w:numPr>
-        <w:spacing w:line="276" w:lineRule="auto"/>
-        <w:jc w:val="both"/>
-        <w:rPr>
-          <w:lang w:val="en-GB"/>
-        </w:rPr>
-      </w:pPr>
-      <w:r>
-        <w:rPr>
-          <w:lang w:val="en-GB"/>
-        </w:rPr>
-        <w:t>Signal priority</w:t>
-      </w:r>
-      <w:r>
-        <w:rPr>
-          <w:lang w:val="en-GB"/>
-        </w:rPr>
-        <w:t xml:space="preserve"> requirements</w:t>
-      </w:r>
-    </w:p>
-    <w:p>
-      <w:pPr>
-        <w:pStyle w:val="Odstavecseseznamem"/>
-        <w:numPr>
-          <w:ilvl w:val="0"/>
-          <w:numId w:val="5"/>
-        </w:numPr>
-        <w:spacing w:line="276" w:lineRule="auto"/>
-        <w:jc w:val="both"/>
-        <w:rPr>
-          <w:lang w:val="en-GB"/>
-        </w:rPr>
-      </w:pPr>
-      <w:r>
-        <w:rPr>
-          <w:lang w:val="en-GB"/>
-        </w:rPr>
-        <w:t>Broadcast area's geometrics</w:t>
-      </w:r>
-    </w:p>
-    <w:p>
-      <w:pPr>
-        <w:pStyle w:val="Odstavecseseznamem"/>
-        <w:numPr>
-          <w:ilvl w:val="0"/>
-          <w:numId w:val="5"/>
-        </w:numPr>
-        <w:spacing w:line="276" w:lineRule="auto"/>
-        <w:jc w:val="both"/>
-        <w:rPr>
-          <w:lang w:val="en-GB"/>
-        </w:rPr>
-      </w:pPr>
-      <w:r>
-        <w:rPr>
-          <w:lang w:val="en-GB"/>
-        </w:rPr>
-        <w:t>Broadcast GNSS augmentation</w:t>
-      </w:r>
-      <w:r>
-        <w:rPr>
-          <w:lang w:val="en-GB"/>
-        </w:rPr>
-        <w:t xml:space="preserve"> details</w:t>
-      </w:r>
-    </w:p>
-    <w:p>
-      <w:pPr>
-        <w:pStyle w:val="Odstavecseseznamem"/>
-        <w:numPr>
-          <w:ilvl w:val="0"/>
-          <w:numId w:val="5"/>
-        </w:numPr>
-        <w:spacing w:line="276" w:lineRule="auto"/>
-        <w:jc w:val="both"/>
-        <w:rPr>
-          <w:lang w:val="en-GB"/>
-        </w:rPr>
-      </w:pPr>
-      <w:r>
-        <w:rPr>
-          <w:lang w:val="en-GB"/>
-        </w:rPr>
-        <w:t>Signalized intersection requirements</w:t>
-      </w:r>
-    </w:p>
-    <w:p>
-      <w:pPr>
-        <w:pStyle w:val="Odstavecseseznamem"/>
-        <w:numPr>
-          <w:ilvl w:val="0"/>
-          <w:numId w:val="5"/>
-        </w:numPr>
-        <w:spacing w:line="276" w:lineRule="auto"/>
-        <w:jc w:val="both"/>
-        <w:rPr>
-          <w:lang w:val="en-GB"/>
-        </w:rPr>
-      </w:pPr>
-      <w:r>
-        <w:rPr>
-          <w:lang w:val="en-GB"/>
-        </w:rPr>
-        <w:t>Broadcast cross traffic sensor information</w:t>
-      </w:r>
-    </w:p>
-    <w:p>
-      <w:pPr>
-        <w:pStyle w:val="Odstavecseseznamem"/>
-        <w:numPr>
-          <w:ilvl w:val="0"/>
-          <w:numId w:val="5"/>
-        </w:numPr>
-        <w:spacing w:line="276" w:lineRule="auto"/>
-        <w:jc w:val="both"/>
-        <w:rPr>
-          <w:lang w:val="en-GB"/>
-        </w:rPr>
-      </w:pPr>
-      <w:r>
-        <w:rPr>
-          <w:lang w:val="en-GB"/>
-        </w:rPr>
-        <w:t>Broadcast vulnerable road user sensor information</w:t>
-      </w:r>
-    </w:p>
-    <w:p>
-      <w:pPr>
-        <w:pStyle w:val="Odstavecseseznamem"/>
-        <w:numPr>
-          <w:ilvl w:val="0"/>
-          <w:numId w:val="5"/>
-        </w:numPr>
-        <w:spacing w:line="276" w:lineRule="auto"/>
-        <w:jc w:val="both"/>
-        <w:rPr>
-          <w:lang w:val="en-GB"/>
-        </w:rPr>
-      </w:pPr>
-      <w:r>
-        <w:rPr>
-          <w:lang w:val="en-GB"/>
-        </w:rPr>
-        <w:t>Broadcast dilemma zone violation warning</w:t>
-      </w:r>
-    </w:p>
-    <w:p>
-      <w:pPr>
-        <w:pStyle w:val="Odstavecseseznamem"/>
-        <w:numPr>
-          <w:ilvl w:val="0"/>
-          <w:numId w:val="5"/>
-        </w:numPr>
-        <w:spacing w:line="276" w:lineRule="auto"/>
-        <w:jc w:val="both"/>
-        <w:rPr>
-          <w:lang w:val="en-GB"/>
-        </w:rPr>
-      </w:pPr>
-      <w:r>
-        <w:rPr>
-          <w:lang w:val="en-GB"/>
-        </w:rPr>
-        <w:t>Broadcast signal preferential treatment status</w:t>
-      </w:r>
-    </w:p>
-    <w:p>
-      <w:pPr>
-        <w:pStyle w:val="Odstavecseseznamem"/>
-        <w:numPr>
-          <w:ilvl w:val="0"/>
-          <w:numId w:val="5"/>
-        </w:numPr>
-        <w:spacing w:line="276" w:lineRule="auto"/>
-        <w:jc w:val="both"/>
-        <w:rPr>
-          <w:lang w:val="en-GB"/>
-        </w:rPr>
-      </w:pPr>
-      <w:r>
-        <w:rPr>
-          <w:lang w:val="en-GB"/>
-        </w:rPr>
-        <w:t>Message identifier</w:t>
-      </w:r>
-    </w:p>
-    <w:p>
-      <w:pPr>
-        <w:pStyle w:val="Odstavecseseznamem"/>
-        <w:numPr>
-          <w:ilvl w:val="0"/>
-          <w:numId w:val="5"/>
-        </w:numPr>
-        <w:spacing w:line="276" w:lineRule="auto"/>
-        <w:jc w:val="both"/>
-        <w:rPr>
-          <w:lang w:val="en-GB"/>
-        </w:rPr>
-      </w:pPr>
-      <w:r>
-        <w:rPr>
-          <w:lang w:val="en-GB"/>
-        </w:rPr>
-        <w:t>System performance requirements</w:t>
-      </w:r>
-    </w:p>
-    <w:p>
-      <w:pPr>
-        <w:pStyle w:val="Odstavecseseznamem"/>
-        <w:numPr>
-          <w:ilvl w:val="0"/>
-          <w:numId w:val="5"/>
-        </w:numPr>
-        <w:spacing w:line="276" w:lineRule="auto"/>
-        <w:jc w:val="both"/>
-        <w:rPr>
-          <w:lang w:val="en-GB"/>
-        </w:rPr>
-      </w:pPr>
-      <w:r>
-        <w:rPr>
-          <w:lang w:val="en-GB"/>
-        </w:rPr>
-        <w:t>Transmission rates — Signal preferential treatment</w:t>
-      </w:r>
-    </w:p>
-    <w:p>
-      <w:pPr>
-        <w:pStyle w:val="Odstavecseseznamem"/>
-        <w:numPr>
-          <w:ilvl w:val="0"/>
-          <w:numId w:val="5"/>
-        </w:numPr>
-        <w:spacing w:line="276" w:lineRule="auto"/>
-        <w:jc w:val="both"/>
-        <w:rPr>
-          <w:lang w:val="en-GB"/>
-        </w:rPr>
-      </w:pPr>
-      <w:r>
-        <w:rPr>
-          <w:lang w:val="en-GB"/>
-        </w:rPr>
-        <w:t>Transmission rate requirements — Broadcast roadway geometrics information</w:t>
-      </w:r>
-    </w:p>
-    <w:p>
-      <w:pPr>
-        <w:pStyle w:val="Odstavecseseznamem"/>
-        <w:numPr>
-          <w:ilvl w:val="0"/>
-          <w:numId w:val="5"/>
-        </w:numPr>
-        <w:spacing w:line="276" w:lineRule="auto"/>
-        <w:jc w:val="both"/>
-        <w:rPr>
-          <w:lang w:val="en-GB"/>
-        </w:rPr>
-      </w:pPr>
-      <w:r>
-        <w:rPr>
-          <w:lang w:val="en-GB"/>
-        </w:rPr>
-        <w:t>Transmission rate requirements — GNSS augmentations detail broadcasts</w:t>
-      </w:r>
-    </w:p>
-    <w:p>
-      <w:pPr>
-        <w:pStyle w:val="Odstavecseseznamem"/>
-        <w:numPr>
-          <w:ilvl w:val="0"/>
-          <w:numId w:val="5"/>
-        </w:numPr>
-        <w:spacing w:line="276" w:lineRule="auto"/>
-        <w:jc w:val="both"/>
-        <w:rPr>
-          <w:lang w:val="en-GB"/>
-        </w:rPr>
-      </w:pPr>
-      <w:r>
-        <w:rPr>
-          <w:lang w:val="en-GB"/>
-        </w:rPr>
-        <w:t>Transmission rate requirements — Broadcast signal phase and timing information</w:t>
-      </w:r>
-    </w:p>
-    <w:p>
-      <w:pPr>
-        <w:pStyle w:val="Odstavecseseznamem"/>
-        <w:numPr>
-          <w:ilvl w:val="0"/>
-          <w:numId w:val="5"/>
-        </w:numPr>
-        <w:spacing w:line="276" w:lineRule="auto"/>
-        <w:jc w:val="both"/>
-        <w:rPr>
-          <w:lang w:val="en-GB"/>
-        </w:rPr>
-      </w:pPr>
-      <w:r>
-        <w:rPr>
-          <w:lang w:val="en-GB"/>
-        </w:rPr>
-        <w:t>Transmission rate requirements — Broadcast cross traffic sensor information</w:t>
-      </w:r>
-    </w:p>
-    <w:p>
-      <w:pPr>
-        <w:pStyle w:val="Odstavecseseznamem"/>
-        <w:numPr>
-          <w:ilvl w:val="0"/>
-          <w:numId w:val="5"/>
-        </w:numPr>
-        <w:spacing w:line="276" w:lineRule="auto"/>
-        <w:jc w:val="both"/>
-        <w:rPr>
-          <w:lang w:val="en-GB"/>
-        </w:rPr>
-      </w:pPr>
-      <w:r>
-        <w:rPr>
-          <w:lang w:val="en-GB"/>
-        </w:rPr>
-        <w:t>Transmission rate requirements — Broadcast vulnerable road user sensor information</w:t>
-      </w:r>
-    </w:p>
-    <w:p>
-      <w:pPr>
-        <w:pStyle w:val="Nadpis1"/>
-      </w:pPr>
-      <w:proofErr w:type="gramStart"/>
-      <w:r>
-        <w:t xml:space="preserve">7  </w:t>
-      </w:r>
-      <w:r>
-        <w:t>Messages</w:t>
-      </w:r>
-      <w:proofErr w:type="gramEnd"/>
-    </w:p>
-    <w:p>
-      <w:r>
-        <w:t>In this very brief clause, the following is literally stated:</w:t>
-      </w:r>
-    </w:p>
-    <w:p>
-      <w:r>
-        <w:t xml:space="preserve">"This document specifies the data dictionary </w:t>
-      </w:r>
-      <w:r>
-        <w:t xml:space="preserve">to be used </w:t>
-      </w:r>
-      <w:r>
-        <w:t>international</w:t>
-      </w:r>
-      <w:r>
-        <w:t>ly</w:t>
-      </w:r>
-      <w:r>
-        <w:t xml:space="preserve"> </w:t>
-      </w:r>
-      <w:r>
-        <w:t xml:space="preserve">for the deployment of </w:t>
-      </w:r>
-      <w:r>
-        <w:t>the following message</w:t>
-      </w:r>
-      <w:r>
-        <w:t>s</w:t>
-      </w:r>
-      <w:r>
-        <w:t>:</w:t>
-      </w:r>
-    </w:p>
-    <w:p>
-      <w:pPr>
-        <w:pStyle w:val="Odstavecseseznamem"/>
+        <w:pStyle w:val="ListParagraph"/>
         <w:numPr>
           <w:ilvl w:val="0"/>
           <w:numId w:val="9"/>
@@ -1541,7 +1444,7 @@
     </w:p>
     <w:p>
       <w:pPr>
-        <w:pStyle w:val="Odstavecseseznamem"/>
+        <w:pStyle w:val="ListParagraph"/>
         <w:numPr>
           <w:ilvl w:val="0"/>
           <w:numId w:val="9"/>
@@ -1581,7 +1484,7 @@
     </w:p>
     <w:p>
       <w:pPr>
-        <w:pStyle w:val="Odstavecseseznamem"/>
+        <w:pStyle w:val="ListParagraph"/>
         <w:numPr>
           <w:ilvl w:val="0"/>
           <w:numId w:val="9"/>
@@ -1603,7 +1506,7 @@
     </w:p>
     <w:p>
       <w:pPr>
-        <w:pStyle w:val="Odstavecseseznamem"/>
+        <w:pStyle w:val="ListParagraph"/>
         <w:numPr>
           <w:ilvl w:val="0"/>
           <w:numId w:val="9"/>
@@ -1614,126 +1517,116 @@
           <w:lang w:val="en-GB"/>
         </w:rPr>
       </w:pPr>
-      <w:proofErr w:type="gramStart"/>
       <w:r>
         <w:rPr>
           <w:i/>
           <w:iCs/>
           <w:lang w:val="en-GB"/>
         </w:rPr>
-        <w:t>signal</w:t>
-      </w:r>
-      <w:proofErr w:type="gramEnd"/>
+        <w:t>signal status message (SSM).</w:t>
+      </w:r>
+    </w:p>
+    <w:p>
+      <w:r>
+        <w:t>The structure of these messages is defined by selection of an annex and the message requirements therein. The annexes with message structure requirements are as follows:</w:t>
+      </w:r>
+    </w:p>
+    <w:p>
+      <w:pPr>
+        <w:pStyle w:val="ListParagraph"/>
+        <w:numPr>
+          <w:ilvl w:val="0"/>
+          <w:numId w:val="10"/>
+        </w:numPr>
+        <w:spacing w:line="276" w:lineRule="auto"/>
+        <w:jc w:val="both"/>
+        <w:rPr>
+          <w:lang w:val="en-GB"/>
+        </w:rPr>
+      </w:pPr>
       <w:r>
         <w:rPr>
           <w:i/>
           <w:iCs/>
           <w:lang w:val="en-GB"/>
         </w:rPr>
-        <w:t xml:space="preserve"> status message (SSM).</w:t>
-      </w:r>
-    </w:p>
-    <w:p>
-      <w:r>
-        <w:t>The structure of these messages is defined by selection of an annex and the message requirements therein. The annexes with message structure requirements are as follows:</w:t>
-      </w:r>
-    </w:p>
-    <w:p>
-      <w:pPr>
-        <w:pStyle w:val="Odstavecseseznamem"/>
-        <w:numPr>
-          <w:ilvl w:val="0"/>
-          <w:numId w:val="10"/>
-        </w:numPr>
-        <w:spacing w:line="276" w:lineRule="auto"/>
-        <w:jc w:val="both"/>
-        <w:rPr>
-          <w:lang w:val="en-GB"/>
-        </w:rPr>
-      </w:pPr>
+        <w:t>Annex E</w:t>
+      </w:r>
       <w:r>
         <w:rPr>
           <w:i/>
           <w:iCs/>
           <w:lang w:val="en-GB"/>
         </w:rPr>
-        <w:t>Annex E</w:t>
-      </w:r>
+        <w:tab/>
+        <w:t>Profile A for J2735™;</w:t>
+      </w:r>
+    </w:p>
+    <w:p>
+      <w:pPr>
+        <w:pStyle w:val="ListParagraph"/>
+        <w:numPr>
+          <w:ilvl w:val="0"/>
+          <w:numId w:val="10"/>
+        </w:numPr>
+        <w:spacing w:line="276" w:lineRule="auto"/>
+        <w:jc w:val="both"/>
+        <w:rPr>
+          <w:lang w:val="en-GB"/>
+        </w:rPr>
+      </w:pPr>
       <w:r>
         <w:rPr>
           <w:i/>
           <w:iCs/>
           <w:lang w:val="en-GB"/>
         </w:rPr>
-        <w:tab/>
-        <w:t>Profile A for J2735™;</w:t>
-      </w:r>
-    </w:p>
-    <w:p>
-      <w:pPr>
-        <w:pStyle w:val="Odstavecseseznamem"/>
-        <w:numPr>
-          <w:ilvl w:val="0"/>
-          <w:numId w:val="10"/>
-        </w:numPr>
-        <w:spacing w:line="276" w:lineRule="auto"/>
-        <w:jc w:val="both"/>
-        <w:rPr>
-          <w:lang w:val="en-GB"/>
-        </w:rPr>
-      </w:pPr>
+        <w:t>Annex F</w:t>
+      </w:r>
       <w:r>
         <w:rPr>
           <w:i/>
           <w:iCs/>
           <w:lang w:val="en-GB"/>
         </w:rPr>
-        <w:t>Annex F</w:t>
-      </w:r>
+        <w:tab/>
+        <w:t>Profile B for J2735™;</w:t>
+      </w:r>
+    </w:p>
+    <w:p>
+      <w:pPr>
+        <w:pStyle w:val="ListParagraph"/>
+        <w:numPr>
+          <w:ilvl w:val="0"/>
+          <w:numId w:val="10"/>
+        </w:numPr>
+        <w:spacing w:line="276" w:lineRule="auto"/>
+        <w:jc w:val="both"/>
+        <w:rPr>
+          <w:lang w:val="en-GB"/>
+        </w:rPr>
+      </w:pPr>
       <w:r>
         <w:rPr>
           <w:i/>
           <w:iCs/>
           <w:lang w:val="en-GB"/>
         </w:rPr>
-        <w:tab/>
-        <w:t>Profile B for J2735™;</w:t>
-      </w:r>
-    </w:p>
-    <w:p>
-      <w:pPr>
-        <w:pStyle w:val="Odstavecseseznamem"/>
-        <w:numPr>
-          <w:ilvl w:val="0"/>
-          <w:numId w:val="10"/>
-        </w:numPr>
-        <w:spacing w:line="276" w:lineRule="auto"/>
-        <w:jc w:val="both"/>
-        <w:rPr>
-          <w:lang w:val="en-GB"/>
-        </w:rPr>
-      </w:pPr>
+        <w:t>Annex G</w:t>
+      </w:r>
       <w:r>
         <w:rPr>
           <w:i/>
           <w:iCs/>
           <w:lang w:val="en-GB"/>
         </w:rPr>
-        <w:t>Annex G</w:t>
-      </w:r>
-      <w:r>
-        <w:rPr>
-          <w:i/>
-          <w:iCs/>
-          <w:lang w:val="en-GB"/>
-        </w:rPr>
         <w:tab/>
         <w:t>Profile C for J2735™."</w:t>
       </w:r>
     </w:p>
     <w:p>
       <w:pPr>
-        <w:pStyle w:val="Nadpis1"/>
+        <w:pStyle w:val="Heading1"/>
       </w:pPr>
       <w:proofErr w:type="gramStart"/>
       <w:r>
@@ -1748,14 +1641,14 @@
     </w:p>
     <w:p>
       <w:pPr>
-        <w:pStyle w:val="Nadpis1"/>
-      </w:pPr>
-      <w:r>
-        <w:t>Annex A (informative</w:t>
+        <w:pStyle w:val="Heading1"/>
+      </w:pPr>
+      <w:r>
+        <w:t>Annex A (</w:t>
       </w:r>
       <w:proofErr w:type="gramStart"/>
       <w:r>
-        <w:t>)  Use</w:t>
+        <w:t>informative)  Use</w:t>
       </w:r>
       <w:proofErr w:type="gramEnd"/>
       <w:r>
@@ -1774,7 +1667,7 @@
     </w:p>
     <w:p>
       <w:pPr>
-        <w:pStyle w:val="Odstavecseseznamem"/>
+        <w:pStyle w:val="ListParagraph"/>
         <w:numPr>
           <w:ilvl w:val="0"/>
           <w:numId w:val="6"/>
@@ -1795,7 +1688,7 @@
     </w:p>
     <w:p>
       <w:pPr>
-        <w:pStyle w:val="Odstavecseseznamem"/>
+        <w:pStyle w:val="ListParagraph"/>
         <w:numPr>
           <w:ilvl w:val="0"/>
           <w:numId w:val="6"/>
@@ -1816,7 +1709,7 @@
     </w:p>
     <w:p>
       <w:pPr>
-        <w:pStyle w:val="Odstavecseseznamem"/>
+        <w:pStyle w:val="ListParagraph"/>
         <w:numPr>
           <w:ilvl w:val="0"/>
           <w:numId w:val="6"/>
@@ -1837,7 +1730,7 @@
     </w:p>
     <w:p>
       <w:pPr>
-        <w:pStyle w:val="Odstavecseseznamem"/>
+        <w:pStyle w:val="ListParagraph"/>
         <w:numPr>
           <w:ilvl w:val="0"/>
           <w:numId w:val="6"/>
@@ -1858,7 +1751,7 @@
     </w:p>
     <w:p>
       <w:pPr>
-        <w:pStyle w:val="Odstavecseseznamem"/>
+        <w:pStyle w:val="ListParagraph"/>
         <w:numPr>
           <w:ilvl w:val="0"/>
           <w:numId w:val="6"/>
@@ -1880,7 +1773,7 @@
     </w:p>
     <w:p>
       <w:pPr>
-        <w:pStyle w:val="Odstavecseseznamem"/>
+        <w:pStyle w:val="ListParagraph"/>
         <w:numPr>
           <w:ilvl w:val="0"/>
           <w:numId w:val="6"/>
@@ -1901,7 +1794,7 @@
     </w:p>
     <w:p>
       <w:pPr>
-        <w:pStyle w:val="Odstavecseseznamem"/>
+        <w:pStyle w:val="ListParagraph"/>
         <w:numPr>
           <w:ilvl w:val="0"/>
           <w:numId w:val="6"/>
@@ -1922,7 +1815,7 @@
     </w:p>
     <w:p>
       <w:pPr>
-        <w:pStyle w:val="Odstavecseseznamem"/>
+        <w:pStyle w:val="ListParagraph"/>
         <w:numPr>
           <w:ilvl w:val="0"/>
           <w:numId w:val="6"/>
@@ -1943,7 +1836,7 @@
     </w:p>
     <w:p>
       <w:pPr>
-        <w:pStyle w:val="Odstavecseseznamem"/>
+        <w:pStyle w:val="ListParagraph"/>
         <w:numPr>
           <w:ilvl w:val="0"/>
           <w:numId w:val="6"/>
@@ -1964,7 +1857,7 @@
     </w:p>
     <w:p>
       <w:pPr>
-        <w:pStyle w:val="Odstavecseseznamem"/>
+        <w:pStyle w:val="ListParagraph"/>
         <w:numPr>
           <w:ilvl w:val="0"/>
           <w:numId w:val="6"/>
@@ -1985,7 +1878,7 @@
     </w:p>
     <w:p>
       <w:pPr>
-        <w:pStyle w:val="Odstavecseseznamem"/>
+        <w:pStyle w:val="ListParagraph"/>
         <w:numPr>
           <w:ilvl w:val="0"/>
           <w:numId w:val="6"/>
@@ -2006,7 +1899,7 @@
     </w:p>
     <w:p>
       <w:pPr>
-        <w:pStyle w:val="Odstavecseseznamem"/>
+        <w:pStyle w:val="ListParagraph"/>
         <w:numPr>
           <w:ilvl w:val="0"/>
           <w:numId w:val="6"/>
@@ -2027,7 +1920,7 @@
     </w:p>
     <w:p>
       <w:pPr>
-        <w:pStyle w:val="Odstavecseseznamem"/>
+        <w:pStyle w:val="ListParagraph"/>
         <w:numPr>
           <w:ilvl w:val="0"/>
           <w:numId w:val="6"/>
@@ -2048,7 +1941,7 @@
     </w:p>
     <w:p>
       <w:pPr>
-        <w:pStyle w:val="Odstavecseseznamem"/>
+        <w:pStyle w:val="ListParagraph"/>
         <w:numPr>
           <w:ilvl w:val="0"/>
           <w:numId w:val="6"/>
@@ -2083,7 +1976,7 @@
     </w:p>
     <w:p>
       <w:pPr>
-        <w:pStyle w:val="Odstavecseseznamem"/>
+        <w:pStyle w:val="ListParagraph"/>
         <w:numPr>
           <w:ilvl w:val="0"/>
           <w:numId w:val="6"/>
@@ -2104,14 +1997,14 @@
     </w:p>
     <w:p>
       <w:pPr>
-        <w:pStyle w:val="Nadpis1"/>
-      </w:pPr>
-      <w:r>
-        <w:t>Annex B (informative</w:t>
+        <w:pStyle w:val="Heading1"/>
+      </w:pPr>
+      <w:r>
+        <w:t>Annex B (</w:t>
       </w:r>
       <w:proofErr w:type="gramStart"/>
       <w:r>
-        <w:t>)  Use</w:t>
+        <w:t>informative)  Use</w:t>
       </w:r>
       <w:proofErr w:type="gramEnd"/>
       <w:r>
@@ -2125,14 +2018,14 @@
     </w:p>
     <w:p>
       <w:pPr>
-        <w:pStyle w:val="Nadpis1"/>
-      </w:pPr>
-      <w:r>
-        <w:t>Annex C (informative</w:t>
+        <w:pStyle w:val="Heading1"/>
+      </w:pPr>
+      <w:r>
+        <w:t>Annex C (</w:t>
       </w:r>
       <w:proofErr w:type="gramStart"/>
       <w:r>
-        <w:t>)  Requirements</w:t>
+        <w:t>informative)  Requirements</w:t>
       </w:r>
       <w:proofErr w:type="gramEnd"/>
       <w:r>
@@ -2146,14 +2039,14 @@
     </w:p>
     <w:p>
       <w:pPr>
-        <w:pStyle w:val="Nadpis1"/>
-      </w:pPr>
-      <w:r>
-        <w:t>Annex D (normative</w:t>
+        <w:pStyle w:val="Heading1"/>
+      </w:pPr>
+      <w:r>
+        <w:t>Annex D (</w:t>
       </w:r>
       <w:proofErr w:type="gramStart"/>
       <w:r>
-        <w:t>)  Extension</w:t>
+        <w:t>normative)  Extension</w:t>
       </w:r>
       <w:proofErr w:type="gramEnd"/>
       <w:r>
@@ -2167,14 +2060,14 @@
     </w:p>
     <w:p>
       <w:pPr>
-        <w:pStyle w:val="Nadpis1"/>
-      </w:pPr>
-      <w:r>
-        <w:t>Annexes E + F + G (normative</w:t>
+        <w:pStyle w:val="Heading1"/>
+      </w:pPr>
+      <w:r>
+        <w:t>Annexes E + F + G (</w:t>
       </w:r>
       <w:proofErr w:type="gramStart"/>
       <w:r>
-        <w:t>)  Profile</w:t>
+        <w:t>normative)  Profile</w:t>
       </w:r>
       <w:proofErr w:type="gramEnd"/>
       <w:r>
@@ -2188,7 +2081,7 @@
     </w:p>
     <w:p>
       <w:pPr>
-        <w:pStyle w:val="Odstavecseseznamem"/>
+        <w:pStyle w:val="ListParagraph"/>
         <w:numPr>
           <w:ilvl w:val="0"/>
           <w:numId w:val="7"/>
@@ -2208,7 +2101,7 @@
     </w:p>
     <w:p>
       <w:pPr>
-        <w:pStyle w:val="Odstavecseseznamem"/>
+        <w:pStyle w:val="ListParagraph"/>
         <w:numPr>
           <w:ilvl w:val="0"/>
           <w:numId w:val="7"/>
@@ -2228,7 +2121,7 @@
     </w:p>
     <w:p>
       <w:pPr>
-        <w:pStyle w:val="Odstavecseseznamem"/>
+        <w:pStyle w:val="ListParagraph"/>
         <w:numPr>
           <w:ilvl w:val="0"/>
           <w:numId w:val="7"/>
@@ -2258,7 +2151,7 @@
 </file>
 
 <file path=word/endnotes.xml><?xml version="1.0" encoding="utf-8"?>
-<w:endnotes xmlns:wpc="http://schemas.microsoft.com/office/word/2010/wordprocessingCanvas" xmlns:cx="http://schemas.microsoft.com/office/drawing/2014/chartex" xmlns:cx1="http://schemas.microsoft.com/office/drawing/2015/9/8/chartex" xmlns:mc="http://schemas.openxmlformats.org/markup-compatibility/2006" xmlns:o="urn:schemas-microsoft-com:office:office" xmlns:r="http://schemas.openxmlformats.org/officeDocument/2006/relationships" xmlns:m="http://schemas.openxmlformats.org/officeDocument/2006/math" xmlns:v="urn:schemas-microsoft-com:vml" xmlns:wp14="http://schemas.microsoft.com/office/word/2010/wordprocessingDrawing" xmlns:wp="http://schemas.openxmlformats.org/drawingml/2006/wordprocessingDrawing" xmlns:w10="urn:schemas-microsoft-com:office:word" xmlns:w="http://schemas.openxmlformats.org/wordprocessingml/2006/main" xmlns:w14="http://schemas.microsoft.com/office/word/2010/wordml" xmlns:w15="http://schemas.microsoft.com/office/word/2012/wordml" xmlns:w16se="http://schemas.microsoft.com/office/word/2015/wordml/symex" xmlns:wpg="http://schemas.microsoft.com/office/word/2010/wordprocessingGroup" xmlns:wpi="http://schemas.microsoft.com/office/word/2010/wordprocessingInk" xmlns:wne="http://schemas.microsoft.com/office/word/2006/wordml" xmlns:wps="http://schemas.microsoft.com/office/word/2010/wordprocessingShape" mc:Ignorable="w14 w15 w16se wp14">
+<w:endnotes xmlns:wpc="http://schemas.microsoft.com/office/word/2010/wordprocessingCanvas" xmlns:cx="http://schemas.microsoft.com/office/drawing/2014/chartex" xmlns:cx1="http://schemas.microsoft.com/office/drawing/2015/9/8/chartex" xmlns:cx2="http://schemas.microsoft.com/office/drawing/2015/10/21/chartex" xmlns:cx3="http://schemas.microsoft.com/office/drawing/2016/5/9/chartex" xmlns:cx4="http://schemas.microsoft.com/office/drawing/2016/5/10/chartex" xmlns:cx5="http://schemas.microsoft.com/office/drawing/2016/5/11/chartex" xmlns:cx6="http://schemas.microsoft.com/office/drawing/2016/5/12/chartex" xmlns:cx7="http://schemas.microsoft.com/office/drawing/2016/5/13/chartex" xmlns:cx8="http://schemas.microsoft.com/office/drawing/2016/5/14/chartex" xmlns:mc="http://schemas.openxmlformats.org/markup-compatibility/2006" xmlns:aink="http://schemas.microsoft.com/office/drawing/2016/ink" xmlns:am3d="http://schemas.microsoft.com/office/drawing/2017/model3d" xmlns:o="urn:schemas-microsoft-com:office:office" xmlns:oel="http://schemas.microsoft.com/office/2019/extlst" xmlns:r="http://schemas.openxmlformats.org/officeDocument/2006/relationships" xmlns:m="http://schemas.openxmlformats.org/officeDocument/2006/math" xmlns:v="urn:schemas-microsoft-com:vml" xmlns:wp14="http://schemas.microsoft.com/office/word/2010/wordprocessingDrawing" xmlns:wp="http://schemas.openxmlformats.org/drawingml/2006/wordprocessingDrawing" xmlns:w10="urn:schemas-microsoft-com:office:word" xmlns:w="http://schemas.openxmlformats.org/wordprocessingml/2006/main" xmlns:w14="http://schemas.microsoft.com/office/word/2010/wordml" xmlns:w15="http://schemas.microsoft.com/office/word/2012/wordml" xmlns:w16cex="http://schemas.microsoft.com/office/word/2018/wordml/cex" xmlns:w16cid="http://schemas.microsoft.com/office/word/2016/wordml/cid" xmlns:w16="http://schemas.microsoft.com/office/word/2018/wordml" xmlns:w16du="http://schemas.microsoft.com/office/word/2023/wordml/word16du" xmlns:w16sdtdh="http://schemas.microsoft.com/office/word/2020/wordml/sdtdatahash" xmlns:w16sdtfl="http://schemas.microsoft.com/office/word/2024/wordml/sdtformatlock" xmlns:w16se="http://schemas.microsoft.com/office/word/2015/wordml/symex" xmlns:wpg="http://schemas.microsoft.com/office/word/2010/wordprocessingGroup" xmlns:wpi="http://schemas.microsoft.com/office/word/2010/wordprocessingInk" xmlns:wne="http://schemas.microsoft.com/office/word/2006/wordml" xmlns:wps="http://schemas.microsoft.com/office/word/2010/wordprocessingShape" mc:Ignorable="w14 w15 w16se w16cid w16 w16cex w16sdtdh w16sdtfl w16du wp14">
   <w:endnote w:type="separator" w:id="-1">
     <w:p>
       <w:r>
@@ -2277,7 +2170,7 @@
 </file>
 
 <file path=word/footer1.xml><?xml version="1.0" encoding="utf-8"?>
-<w:ftr xmlns:wpc="http://schemas.microsoft.com/office/word/2010/wordprocessingCanvas" xmlns:cx="http://schemas.microsoft.com/office/drawing/2014/chartex" xmlns:cx1="http://schemas.microsoft.com/office/drawing/2015/9/8/chartex" xmlns:mc="http://schemas.openxmlformats.org/markup-compatibility/2006" xmlns:o="urn:schemas-microsoft-com:office:office" xmlns:r="http://schemas.openxmlformats.org/officeDocument/2006/relationships" xmlns:m="http://schemas.openxmlformats.org/officeDocument/2006/math" xmlns:v="urn:schemas-microsoft-com:vml" xmlns:wp14="http://schemas.microsoft.com/office/word/2010/wordprocessingDrawing" xmlns:wp="http://schemas.openxmlformats.org/drawingml/2006/wordprocessingDrawing" xmlns:w10="urn:schemas-microsoft-com:office:word" xmlns:w="http://schemas.openxmlformats.org/wordprocessingml/2006/main" xmlns:w14="http://schemas.microsoft.com/office/word/2010/wordml" xmlns:w15="http://schemas.microsoft.com/office/word/2012/wordml" xmlns:w16se="http://schemas.microsoft.com/office/word/2015/wordml/symex" xmlns:wpg="http://schemas.microsoft.com/office/word/2010/wordprocessingGroup" xmlns:wpi="http://schemas.microsoft.com/office/word/2010/wordprocessingInk" xmlns:wne="http://schemas.microsoft.com/office/word/2006/wordml" xmlns:wps="http://schemas.microsoft.com/office/word/2010/wordprocessingShape" mc:Ignorable="w14 w15 w16se wp14">
+<w:ftr xmlns:wpc="http://schemas.microsoft.com/office/word/2010/wordprocessingCanvas" xmlns:cx="http://schemas.microsoft.com/office/drawing/2014/chartex" xmlns:cx1="http://schemas.microsoft.com/office/drawing/2015/9/8/chartex" xmlns:cx2="http://schemas.microsoft.com/office/drawing/2015/10/21/chartex" xmlns:cx3="http://schemas.microsoft.com/office/drawing/2016/5/9/chartex" xmlns:cx4="http://schemas.microsoft.com/office/drawing/2016/5/10/chartex" xmlns:cx5="http://schemas.microsoft.com/office/drawing/2016/5/11/chartex" xmlns:cx6="http://schemas.microsoft.com/office/drawing/2016/5/12/chartex" xmlns:cx7="http://schemas.microsoft.com/office/drawing/2016/5/13/chartex" xmlns:cx8="http://schemas.microsoft.com/office/drawing/2016/5/14/chartex" xmlns:mc="http://schemas.openxmlformats.org/markup-compatibility/2006" xmlns:aink="http://schemas.microsoft.com/office/drawing/2016/ink" xmlns:am3d="http://schemas.microsoft.com/office/drawing/2017/model3d" xmlns:o="urn:schemas-microsoft-com:office:office" xmlns:oel="http://schemas.microsoft.com/office/2019/extlst" xmlns:r="http://schemas.openxmlformats.org/officeDocument/2006/relationships" xmlns:m="http://schemas.openxmlformats.org/officeDocument/2006/math" xmlns:v="urn:schemas-microsoft-com:vml" xmlns:wp14="http://schemas.microsoft.com/office/word/2010/wordprocessingDrawing" xmlns:wp="http://schemas.openxmlformats.org/drawingml/2006/wordprocessingDrawing" xmlns:w10="urn:schemas-microsoft-com:office:word" xmlns:w="http://schemas.openxmlformats.org/wordprocessingml/2006/main" xmlns:w14="http://schemas.microsoft.com/office/word/2010/wordml" xmlns:w15="http://schemas.microsoft.com/office/word/2012/wordml" xmlns:w16cex="http://schemas.microsoft.com/office/word/2018/wordml/cex" xmlns:w16cid="http://schemas.microsoft.com/office/word/2016/wordml/cid" xmlns:w16="http://schemas.microsoft.com/office/word/2018/wordml" xmlns:w16du="http://schemas.microsoft.com/office/word/2023/wordml/word16du" xmlns:w16sdtdh="http://schemas.microsoft.com/office/word/2020/wordml/sdtdatahash" xmlns:w16sdtfl="http://schemas.microsoft.com/office/word/2024/wordml/sdtformatlock" xmlns:w16se="http://schemas.microsoft.com/office/word/2015/wordml/symex" xmlns:wpg="http://schemas.microsoft.com/office/word/2010/wordprocessingGroup" xmlns:wpi="http://schemas.microsoft.com/office/word/2010/wordprocessingInk" xmlns:wne="http://schemas.microsoft.com/office/word/2006/wordml" xmlns:wps="http://schemas.microsoft.com/office/word/2010/wordprocessingShape" mc:Ignorable="w14 w15 w16se w16cid w16 w16cex w16sdtdh w16sdtfl w16du wp14">
   <w:p>
     <w:pPr>
       <w:jc w:val="center"/>
@@ -2305,7 +2198,7 @@
 </file>
 
 <file path=word/footnotes.xml><?xml version="1.0" encoding="utf-8"?>
-<w:footnotes xmlns:wpc="http://schemas.microsoft.com/office/word/2010/wordprocessingCanvas" xmlns:cx="http://schemas.microsoft.com/office/drawing/2014/chartex" xmlns:cx1="http://schemas.microsoft.com/office/drawing/2015/9/8/chartex" xmlns:mc="http://schemas.openxmlformats.org/markup-compatibility/2006" xmlns:o="urn:schemas-microsoft-com:office:office" xmlns:r="http://schemas.openxmlformats.org/officeDocument/2006/relationships" xmlns:m="http://schemas.openxmlformats.org/officeDocument/2006/math" xmlns:v="urn:schemas-microsoft-com:vml" xmlns:wp14="http://schemas.microsoft.com/office/word/2010/wordprocessingDrawing" xmlns:wp="http://schemas.openxmlformats.org/drawingml/2006/wordprocessingDrawing" xmlns:w10="urn:schemas-microsoft-com:office:word" xmlns:w="http://schemas.openxmlformats.org/wordprocessingml/2006/main" xmlns:w14="http://schemas.microsoft.com/office/word/2010/wordml" xmlns:w15="http://schemas.microsoft.com/office/word/2012/wordml" xmlns:w16se="http://schemas.microsoft.com/office/word/2015/wordml/symex" xmlns:wpg="http://schemas.microsoft.com/office/word/2010/wordprocessingGroup" xmlns:wpi="http://schemas.microsoft.com/office/word/2010/wordprocessingInk" xmlns:wne="http://schemas.microsoft.com/office/word/2006/wordml" xmlns:wps="http://schemas.microsoft.com/office/word/2010/wordprocessingShape" mc:Ignorable="w14 w15 w16se wp14">
+<w:footnotes xmlns:wpc="http://schemas.microsoft.com/office/word/2010/wordprocessingCanvas" xmlns:cx="http://schemas.microsoft.com/office/drawing/2014/chartex" xmlns:cx1="http://schemas.microsoft.com/office/drawing/2015/9/8/chartex" xmlns:cx2="http://schemas.microsoft.com/office/drawing/2015/10/21/chartex" xmlns:cx3="http://schemas.microsoft.com/office/drawing/2016/5/9/chartex" xmlns:cx4="http://schemas.microsoft.com/office/drawing/2016/5/10/chartex" xmlns:cx5="http://schemas.microsoft.com/office/drawing/2016/5/11/chartex" xmlns:cx6="http://schemas.microsoft.com/office/drawing/2016/5/12/chartex" xmlns:cx7="http://schemas.microsoft.com/office/drawing/2016/5/13/chartex" xmlns:cx8="http://schemas.microsoft.com/office/drawing/2016/5/14/chartex" xmlns:mc="http://schemas.openxmlformats.org/markup-compatibility/2006" xmlns:aink="http://schemas.microsoft.com/office/drawing/2016/ink" xmlns:am3d="http://schemas.microsoft.com/office/drawing/2017/model3d" xmlns:o="urn:schemas-microsoft-com:office:office" xmlns:oel="http://schemas.microsoft.com/office/2019/extlst" xmlns:r="http://schemas.openxmlformats.org/officeDocument/2006/relationships" xmlns:m="http://schemas.openxmlformats.org/officeDocument/2006/math" xmlns:v="urn:schemas-microsoft-com:vml" xmlns:wp14="http://schemas.microsoft.com/office/word/2010/wordprocessingDrawing" xmlns:wp="http://schemas.openxmlformats.org/drawingml/2006/wordprocessingDrawing" xmlns:w10="urn:schemas-microsoft-com:office:word" xmlns:w="http://schemas.openxmlformats.org/wordprocessingml/2006/main" xmlns:w14="http://schemas.microsoft.com/office/word/2010/wordml" xmlns:w15="http://schemas.microsoft.com/office/word/2012/wordml" xmlns:w16cex="http://schemas.microsoft.com/office/word/2018/wordml/cex" xmlns:w16cid="http://schemas.microsoft.com/office/word/2016/wordml/cid" xmlns:w16="http://schemas.microsoft.com/office/word/2018/wordml" xmlns:w16du="http://schemas.microsoft.com/office/word/2023/wordml/word16du" xmlns:w16sdtdh="http://schemas.microsoft.com/office/word/2020/wordml/sdtdatahash" xmlns:w16sdtfl="http://schemas.microsoft.com/office/word/2024/wordml/sdtformatlock" xmlns:w16se="http://schemas.microsoft.com/office/word/2015/wordml/symex" xmlns:wpg="http://schemas.microsoft.com/office/word/2010/wordprocessingGroup" xmlns:wpi="http://schemas.microsoft.com/office/word/2010/wordprocessingInk" xmlns:wne="http://schemas.microsoft.com/office/word/2006/wordml" xmlns:wps="http://schemas.microsoft.com/office/word/2010/wordprocessingShape" mc:Ignorable="w14 w15 w16se w16cid w16 w16cex w16sdtdh w16sdtfl w16du wp14">
   <w:footnote w:type="separator" w:id="-1">
     <w:p>
       <w:r>
@@ -2324,7 +2217,7 @@
 </file>
 
 <file path=word/numbering.xml><?xml version="1.0" encoding="utf-8"?>
-<w:numbering xmlns:wpc="http://schemas.microsoft.com/office/word/2010/wordprocessingCanvas" xmlns:cx="http://schemas.microsoft.com/office/drawing/2014/chartex" xmlns:cx1="http://schemas.microsoft.com/office/drawing/2015/9/8/chartex" xmlns:mc="http://schemas.openxmlformats.org/markup-compatibility/2006" xmlns:o="urn:schemas-microsoft-com:office:office" xmlns:r="http://schemas.openxmlformats.org/officeDocument/2006/relationships" xmlns:m="http://schemas.openxmlformats.org/officeDocument/2006/math" xmlns:v="urn:schemas-microsoft-com:vml" xmlns:wp14="http://schemas.microsoft.com/office/word/2010/wordprocessingDrawing" xmlns:wp="http://schemas.openxmlformats.org/drawingml/2006/wordprocessingDrawing" xmlns:w10="urn:schemas-microsoft-com:office:word" xmlns:w="http://schemas.openxmlformats.org/wordprocessingml/2006/main" xmlns:w14="http://schemas.microsoft.com/office/word/2010/wordml" xmlns:w15="http://schemas.microsoft.com/office/word/2012/wordml" xmlns:w16se="http://schemas.microsoft.com/office/word/2015/wordml/symex" xmlns:wpg="http://schemas.microsoft.com/office/word/2010/wordprocessingGroup" xmlns:wpi="http://schemas.microsoft.com/office/word/2010/wordprocessingInk" xmlns:wne="http://schemas.microsoft.com/office/word/2006/wordml" xmlns:wps="http://schemas.microsoft.com/office/word/2010/wordprocessingShape" mc:Ignorable="w14 w15 w16se wp14">
+<w:numbering xmlns:wpc="http://schemas.microsoft.com/office/word/2010/wordprocessingCanvas" xmlns:cx="http://schemas.microsoft.com/office/drawing/2014/chartex" xmlns:cx1="http://schemas.microsoft.com/office/drawing/2015/9/8/chartex" xmlns:cx2="http://schemas.microsoft.com/office/drawing/2015/10/21/chartex" xmlns:cx3="http://schemas.microsoft.com/office/drawing/2016/5/9/chartex" xmlns:cx4="http://schemas.microsoft.com/office/drawing/2016/5/10/chartex" xmlns:cx5="http://schemas.microsoft.com/office/drawing/2016/5/11/chartex" xmlns:cx6="http://schemas.microsoft.com/office/drawing/2016/5/12/chartex" xmlns:cx7="http://schemas.microsoft.com/office/drawing/2016/5/13/chartex" xmlns:cx8="http://schemas.microsoft.com/office/drawing/2016/5/14/chartex" xmlns:mc="http://schemas.openxmlformats.org/markup-compatibility/2006" xmlns:aink="http://schemas.microsoft.com/office/drawing/2016/ink" xmlns:am3d="http://schemas.microsoft.com/office/drawing/2017/model3d" xmlns:o="urn:schemas-microsoft-com:office:office" xmlns:oel="http://schemas.microsoft.com/office/2019/extlst" xmlns:r="http://schemas.openxmlformats.org/officeDocument/2006/relationships" xmlns:m="http://schemas.openxmlformats.org/officeDocument/2006/math" xmlns:v="urn:schemas-microsoft-com:vml" xmlns:wp14="http://schemas.microsoft.com/office/word/2010/wordprocessingDrawing" xmlns:wp="http://schemas.openxmlformats.org/drawingml/2006/wordprocessingDrawing" xmlns:w10="urn:schemas-microsoft-com:office:word" xmlns:w="http://schemas.openxmlformats.org/wordprocessingml/2006/main" xmlns:w14="http://schemas.microsoft.com/office/word/2010/wordml" xmlns:w15="http://schemas.microsoft.com/office/word/2012/wordml" xmlns:w16cex="http://schemas.microsoft.com/office/word/2018/wordml/cex" xmlns:w16cid="http://schemas.microsoft.com/office/word/2016/wordml/cid" xmlns:w16="http://schemas.microsoft.com/office/word/2018/wordml" xmlns:w16du="http://schemas.microsoft.com/office/word/2023/wordml/word16du" xmlns:w16sdtdh="http://schemas.microsoft.com/office/word/2020/wordml/sdtdatahash" xmlns:w16sdtfl="http://schemas.microsoft.com/office/word/2024/wordml/sdtformatlock" xmlns:w16se="http://schemas.microsoft.com/office/word/2015/wordml/symex" xmlns:wpg="http://schemas.microsoft.com/office/word/2010/wordprocessingGroup" xmlns:wpi="http://schemas.microsoft.com/office/word/2010/wordprocessingInk" xmlns:wne="http://schemas.microsoft.com/office/word/2006/wordml" xmlns:wps="http://schemas.microsoft.com/office/word/2010/wordprocessingShape" mc:Ignorable="w14 w15 w16se w16cid w16 w16cex w16sdtdh w16sdtfl w16du wp14">
   <w:abstractNum w:abstractNumId="0" w15:restartNumberingAfterBreak="0">
     <w:nsid w:val="01473FF0"/>
     <w:multiLevelType w:val="hybridMultilevel"/>
@@ -3406,44 +3299,44 @@
       </w:pPr>
     </w:lvl>
   </w:abstractNum>
-  <w:num w:numId="1">
+  <w:num w:numId="1" w16cid:durableId="1802772326">
     <w:abstractNumId w:val="2"/>
     <w:lvlOverride w:ilvl="0">
       <w:startOverride w:val="1"/>
     </w:lvlOverride>
   </w:num>
-  <w:num w:numId="2">
+  <w:num w:numId="2" w16cid:durableId="614949057">
     <w:abstractNumId w:val="8"/>
   </w:num>
-  <w:num w:numId="3">
+  <w:num w:numId="3" w16cid:durableId="1287127523">
     <w:abstractNumId w:val="6"/>
   </w:num>
-  <w:num w:numId="4">
+  <w:num w:numId="4" w16cid:durableId="1619678685">
     <w:abstractNumId w:val="3"/>
   </w:num>
-  <w:num w:numId="5">
+  <w:num w:numId="5" w16cid:durableId="143208048">
     <w:abstractNumId w:val="0"/>
   </w:num>
-  <w:num w:numId="6">
+  <w:num w:numId="6" w16cid:durableId="1372849366">
     <w:abstractNumId w:val="5"/>
   </w:num>
-  <w:num w:numId="7">
+  <w:num w:numId="7" w16cid:durableId="1710449758">
     <w:abstractNumId w:val="1"/>
   </w:num>
-  <w:num w:numId="8">
+  <w:num w:numId="8" w16cid:durableId="757990939">
     <w:abstractNumId w:val="7"/>
   </w:num>
-  <w:num w:numId="9">
+  <w:num w:numId="9" w16cid:durableId="551038569">
     <w:abstractNumId w:val="9"/>
   </w:num>
-  <w:num w:numId="10">
+  <w:num w:numId="10" w16cid:durableId="1396512399">
     <w:abstractNumId w:val="4"/>
   </w:num>
 </w:numbering>
 </file>
 
 <file path=word/styles.xml><?xml version="1.0" encoding="utf-8"?>
-<w:styles xmlns:mc="http://schemas.openxmlformats.org/markup-compatibility/2006" xmlns:r="http://schemas.openxmlformats.org/officeDocument/2006/relationships" xmlns:w="http://schemas.openxmlformats.org/wordprocessingml/2006/main" xmlns:w14="http://schemas.microsoft.com/office/word/2010/wordml" xmlns:w15="http://schemas.microsoft.com/office/word/2012/wordml" xmlns:w16se="http://schemas.microsoft.com/office/word/2015/wordml/symex" mc:Ignorable="w14 w15 w16se">
+<w:styles xmlns:mc="http://schemas.openxmlformats.org/markup-compatibility/2006" xmlns:r="http://schemas.openxmlformats.org/officeDocument/2006/relationships" xmlns:w="http://schemas.openxmlformats.org/wordprocessingml/2006/main" xmlns:w14="http://schemas.microsoft.com/office/word/2010/wordml" xmlns:w15="http://schemas.microsoft.com/office/word/2012/wordml" xmlns:w16cex="http://schemas.microsoft.com/office/word/2018/wordml/cex" xmlns:w16cid="http://schemas.microsoft.com/office/word/2016/wordml/cid" xmlns:w16="http://schemas.microsoft.com/office/word/2018/wordml" xmlns:w16du="http://schemas.microsoft.com/office/word/2023/wordml/word16du" xmlns:w16sdtdh="http://schemas.microsoft.com/office/word/2020/wordml/sdtdatahash" xmlns:w16sdtfl="http://schemas.microsoft.com/office/word/2024/wordml/sdtformatlock" xmlns:w16se="http://schemas.microsoft.com/office/word/2015/wordml/symex" mc:Ignorable="w14 w15 w16se w16cid w16 w16cex w16sdtdh w16sdtfl w16du">
   <w:docDefaults>
     <w:rPrDefault>
       <w:rPr>
@@ -3455,7 +3348,7 @@
     </w:rPrDefault>
     <w:pPrDefault/>
   </w:docDefaults>
-  <w:latentStyles w:defLockedState="0" w:defUIPriority="99" w:defSemiHidden="0" w:defUnhideWhenUsed="0" w:defQFormat="0" w:count="371">
+  <w:latentStyles w:defLockedState="0" w:defUIPriority="99" w:defSemiHidden="0" w:defUnhideWhenUsed="0" w:defQFormat="0" w:count="376">
     <w:lsdException w:name="Normal" w:uiPriority="0" w:qFormat="1"/>
     <w:lsdException w:name="heading 1" w:qFormat="1"/>
     <w:lsdException w:name="heading 2" w:semiHidden="1" w:uiPriority="9" w:unhideWhenUsed="1" w:qFormat="1"/>
@@ -3827,8 +3720,13 @@
     <w:lsdException w:name="List Table 5 Dark Accent 6" w:uiPriority="50"/>
     <w:lsdException w:name="List Table 6 Colorful Accent 6" w:uiPriority="51"/>
     <w:lsdException w:name="List Table 7 Colorful Accent 6" w:uiPriority="52"/>
+    <w:lsdException w:name="Mention" w:semiHidden="1" w:unhideWhenUsed="1"/>
+    <w:lsdException w:name="Smart Hyperlink" w:semiHidden="1" w:unhideWhenUsed="1"/>
+    <w:lsdException w:name="Hashtag" w:semiHidden="1" w:unhideWhenUsed="1"/>
+    <w:lsdException w:name="Unresolved Mention" w:semiHidden="1" w:unhideWhenUsed="1"/>
+    <w:lsdException w:name="Smart Link" w:semiHidden="1" w:unhideWhenUsed="1"/>
   </w:latentStyles>
-  <w:style w:type="paragraph" w:default="1" w:styleId="Normln">
+  <w:style w:type="paragraph" w:default="1" w:styleId="Normal">
     <w:name w:val="Normal"/>
     <w:qFormat/>
     <w:rsid w:val="003273B6"/>
@@ -3848,9 +3746,9 @@
       <w:lang w:val="en-GB"/>
     </w:rPr>
   </w:style>
-  <w:style w:type="paragraph" w:styleId="Nadpis1">
+  <w:style w:type="paragraph" w:styleId="Heading1">
     <w:name w:val="heading 1"/>
-    <w:link w:val="Nadpis1Char"/>
+    <w:link w:val="Heading1Char"/>
     <w:uiPriority w:val="99"/>
     <w:qFormat/>
     <w:rsid w:val="004A7D4D"/>
@@ -3868,7 +3766,7 @@
       <w:lang w:val="en-GB"/>
     </w:rPr>
   </w:style>
-  <w:style w:type="paragraph" w:styleId="Nadpis2">
+  <w:style w:type="paragraph" w:styleId="Heading2">
     <w:name w:val="heading 2"/>
     <w:uiPriority w:val="9"/>
     <w:semiHidden/>
@@ -3883,7 +3781,7 @@
       <w:szCs w:val="26"/>
     </w:rPr>
   </w:style>
-  <w:style w:type="paragraph" w:styleId="Nadpis3">
+  <w:style w:type="paragraph" w:styleId="Heading3">
     <w:name w:val="heading 3"/>
     <w:uiPriority w:val="9"/>
     <w:semiHidden/>
@@ -3898,7 +3796,7 @@
       <w:szCs w:val="24"/>
     </w:rPr>
   </w:style>
-  <w:style w:type="paragraph" w:styleId="Nadpis4">
+  <w:style w:type="paragraph" w:styleId="Heading4">
     <w:name w:val="heading 4"/>
     <w:uiPriority w:val="9"/>
     <w:semiHidden/>
@@ -3913,7 +3811,7 @@
       <w:color w:val="2E74B5"/>
     </w:rPr>
   </w:style>
-  <w:style w:type="paragraph" w:styleId="Nadpis5">
+  <w:style w:type="paragraph" w:styleId="Heading5">
     <w:name w:val="heading 5"/>
     <w:uiPriority w:val="9"/>
     <w:semiHidden/>
@@ -3926,7 +3824,7 @@
       <w:color w:val="2E74B5"/>
     </w:rPr>
   </w:style>
-  <w:style w:type="paragraph" w:styleId="Nadpis6">
+  <w:style w:type="paragraph" w:styleId="Heading6">
     <w:name w:val="heading 6"/>
     <w:uiPriority w:val="9"/>
     <w:semiHidden/>
@@ -3939,13 +3837,13 @@
       <w:color w:val="1F4D78"/>
     </w:rPr>
   </w:style>
-  <w:style w:type="character" w:default="1" w:styleId="Standardnpsmoodstavce">
+  <w:style w:type="character" w:default="1" w:styleId="DefaultParagraphFont">
     <w:name w:val="Default Paragraph Font"/>
     <w:uiPriority w:val="1"/>
     <w:semiHidden/>
     <w:unhideWhenUsed/>
   </w:style>
-  <w:style w:type="table" w:default="1" w:styleId="Normlntabulka">
+  <w:style w:type="table" w:default="1" w:styleId="TableNormal">
     <w:name w:val="Normal Table"/>
     <w:uiPriority w:val="99"/>
     <w:semiHidden/>
@@ -3960,15 +3858,15 @@
       </w:tblCellMar>
     </w:tblPr>
   </w:style>
-  <w:style w:type="numbering" w:default="1" w:styleId="Bezseznamu">
+  <w:style w:type="numbering" w:default="1" w:styleId="NoList">
     <w:name w:val="No List"/>
     <w:uiPriority w:val="99"/>
     <w:semiHidden/>
     <w:unhideWhenUsed/>
   </w:style>
-  <w:style w:type="paragraph" w:styleId="Nzev">
+  <w:style w:type="paragraph" w:styleId="Title">
     <w:name w:val="Title"/>
-    <w:link w:val="NzevChar"/>
+    <w:link w:val="TitleChar"/>
     <w:qFormat/>
     <w:rPr>
       <w:sz w:val="56"/>
@@ -3983,7 +3881,7 @@
       <w:bCs/>
     </w:rPr>
   </w:style>
-  <w:style w:type="paragraph" w:styleId="Odstavecseseznamem">
+  <w:style w:type="paragraph" w:styleId="ListParagraph">
     <w:name w:val="List Paragraph"/>
     <w:qFormat/>
     <w:rsid w:val="0022723C"/>
@@ -3991,7 +3889,7 @@
       <w:sz w:val="20"/>
     </w:rPr>
   </w:style>
-  <w:style w:type="character" w:styleId="Hypertextovodkaz">
+  <w:style w:type="character" w:styleId="Hyperlink">
     <w:name w:val="Hyperlink"/>
     <w:uiPriority w:val="99"/>
     <w:unhideWhenUsed/>
@@ -4000,7 +3898,7 @@
       <w:u w:val="single"/>
     </w:rPr>
   </w:style>
-  <w:style w:type="character" w:styleId="Znakapoznpodarou">
+  <w:style w:type="character" w:styleId="FootnoteReference">
     <w:name w:val="footnote reference"/>
     <w:uiPriority w:val="99"/>
     <w:semiHidden/>
@@ -4009,9 +3907,9 @@
       <w:vertAlign w:val="superscript"/>
     </w:rPr>
   </w:style>
-  <w:style w:type="paragraph" w:styleId="Textpoznpodarou">
+  <w:style w:type="paragraph" w:styleId="FootnoteText">
     <w:name w:val="footnote text"/>
-    <w:link w:val="TextpoznpodarouChar"/>
+    <w:link w:val="FootnoteTextChar"/>
     <w:uiPriority w:val="99"/>
     <w:semiHidden/>
     <w:unhideWhenUsed/>
@@ -4020,9 +3918,9 @@
       <w:szCs w:val="20"/>
     </w:rPr>
   </w:style>
-  <w:style w:type="character" w:customStyle="1" w:styleId="TextpoznpodarouChar">
-    <w:name w:val="Text pozn. pod čarou Char"/>
-    <w:link w:val="Textpoznpodarou"/>
+  <w:style w:type="character" w:customStyle="1" w:styleId="FootnoteTextChar">
+    <w:name w:val="Footnote Text Char"/>
+    <w:link w:val="FootnoteText"/>
     <w:uiPriority w:val="99"/>
     <w:semiHidden/>
     <w:unhideWhenUsed/>
@@ -4031,7 +3929,7 @@
       <w:szCs w:val="20"/>
     </w:rPr>
   </w:style>
-  <w:style w:type="character" w:styleId="Odkaznavysvtlivky">
+  <w:style w:type="character" w:styleId="EndnoteReference">
     <w:name w:val="endnote reference"/>
     <w:uiPriority w:val="99"/>
     <w:semiHidden/>
@@ -4040,9 +3938,9 @@
       <w:vertAlign w:val="superscript"/>
     </w:rPr>
   </w:style>
-  <w:style w:type="paragraph" w:styleId="Textvysvtlivek">
+  <w:style w:type="paragraph" w:styleId="EndnoteText">
     <w:name w:val="endnote text"/>
-    <w:link w:val="TextvysvtlivekChar"/>
+    <w:link w:val="EndnoteTextChar"/>
     <w:uiPriority w:val="99"/>
     <w:semiHidden/>
     <w:unhideWhenUsed/>
@@ -4051,9 +3949,9 @@
       <w:szCs w:val="20"/>
     </w:rPr>
   </w:style>
-  <w:style w:type="character" w:customStyle="1" w:styleId="TextvysvtlivekChar">
-    <w:name w:val="Text vysvětlivek Char"/>
-    <w:link w:val="Textvysvtlivek"/>
+  <w:style w:type="character" w:customStyle="1" w:styleId="EndnoteTextChar">
+    <w:name w:val="Endnote Text Char"/>
+    <w:link w:val="EndnoteText"/>
     <w:uiPriority w:val="99"/>
     <w:semiHidden/>
     <w:unhideWhenUsed/>
@@ -4089,10 +3987,10 @@
       <w:sz w:val="28"/>
     </w:rPr>
   </w:style>
-  <w:style w:type="paragraph" w:styleId="Titulek">
+  <w:style w:type="paragraph" w:styleId="Caption">
     <w:name w:val="caption"/>
-    <w:basedOn w:val="Normln"/>
-    <w:next w:val="Normln"/>
+    <w:basedOn w:val="Normal"/>
+    <w:next w:val="Normal"/>
     <w:qFormat/>
     <w:rsid w:val="00205E8F"/>
     <w:pPr>
@@ -4119,7 +4017,7 @@
   </w:style>
   <w:style w:type="paragraph" w:customStyle="1" w:styleId="1StrNN-2-4">
     <w:name w:val="1StrNN-2-4"/>
-    <w:basedOn w:val="Normln"/>
+    <w:basedOn w:val="Normal"/>
     <w:rsid w:val="00205E8F"/>
     <w:pPr>
       <w:widowControl w:val="0"/>
@@ -4144,9 +4042,9 @@
       <w:szCs w:val="20"/>
     </w:rPr>
   </w:style>
-  <w:style w:type="character" w:customStyle="1" w:styleId="NzevChar">
-    <w:name w:val="Název Char"/>
-    <w:link w:val="Nzev"/>
+  <w:style w:type="character" w:customStyle="1" w:styleId="TitleChar">
+    <w:name w:val="Title Char"/>
+    <w:link w:val="Title"/>
     <w:qFormat/>
     <w:rsid w:val="00205E8F"/>
     <w:rPr>
@@ -4154,9 +4052,9 @@
       <w:szCs w:val="56"/>
     </w:rPr>
   </w:style>
-  <w:style w:type="character" w:customStyle="1" w:styleId="Nadpis1Char">
-    <w:name w:val="Nadpis 1 Char"/>
-    <w:link w:val="Nadpis1"/>
+  <w:style w:type="character" w:customStyle="1" w:styleId="Heading1Char">
+    <w:name w:val="Heading 1 Char"/>
+    <w:link w:val="Heading1"/>
     <w:uiPriority w:val="99"/>
     <w:rsid w:val="004A7D4D"/>
     <w:rPr>
@@ -4167,10 +4065,10 @@
       <w:lang w:val="en-GB"/>
     </w:rPr>
   </w:style>
-  <w:style w:type="paragraph" w:styleId="Zhlav">
+  <w:style w:type="paragraph" w:styleId="Header">
     <w:name w:val="header"/>
-    <w:basedOn w:val="Normln"/>
-    <w:link w:val="ZhlavChar"/>
+    <w:basedOn w:val="Normal"/>
+    <w:link w:val="HeaderChar"/>
     <w:uiPriority w:val="99"/>
     <w:unhideWhenUsed/>
     <w:rsid w:val="004A7D4D"/>
@@ -4182,10 +4080,10 @@
       <w:spacing w:line="240" w:lineRule="auto"/>
     </w:pPr>
   </w:style>
-  <w:style w:type="character" w:customStyle="1" w:styleId="ZhlavChar">
-    <w:name w:val="Záhlaví Char"/>
-    <w:basedOn w:val="Standardnpsmoodstavce"/>
-    <w:link w:val="Zhlav"/>
+  <w:style w:type="character" w:customStyle="1" w:styleId="HeaderChar">
+    <w:name w:val="Header Char"/>
+    <w:basedOn w:val="DefaultParagraphFont"/>
+    <w:link w:val="Header"/>
     <w:uiPriority w:val="99"/>
     <w:rsid w:val="004A7D4D"/>
     <w:rPr>
@@ -4194,10 +4092,10 @@
       <w:lang w:val="en-GB"/>
     </w:rPr>
   </w:style>
-  <w:style w:type="paragraph" w:styleId="Zpat">
+  <w:style w:type="paragraph" w:styleId="Footer">
     <w:name w:val="footer"/>
-    <w:basedOn w:val="Normln"/>
-    <w:link w:val="ZpatChar"/>
+    <w:basedOn w:val="Normal"/>
+    <w:link w:val="FooterChar"/>
     <w:uiPriority w:val="99"/>
     <w:unhideWhenUsed/>
     <w:rsid w:val="004A7D4D"/>
@@ -4209,10 +4107,10 @@
       <w:spacing w:line="240" w:lineRule="auto"/>
     </w:pPr>
   </w:style>
-  <w:style w:type="character" w:customStyle="1" w:styleId="ZpatChar">
-    <w:name w:val="Zápatí Char"/>
-    <w:basedOn w:val="Standardnpsmoodstavce"/>
-    <w:link w:val="Zpat"/>
+  <w:style w:type="character" w:customStyle="1" w:styleId="FooterChar">
+    <w:name w:val="Footer Char"/>
+    <w:basedOn w:val="DefaultParagraphFont"/>
+    <w:link w:val="Footer"/>
     <w:uiPriority w:val="99"/>
     <w:rsid w:val="004A7D4D"/>
     <w:rPr>
